--- a/algorithms_project.docx
+++ b/algorithms_project.docx
@@ -7,7 +7,6 @@
         <w:spacing w:before="600" w:after="200"/>
         <w:jc w:val="center"/>
         <w:rPr>
-          <w:rFonts w:hint="cs"/>
           <w:color w:val="7030A0"/>
           <w:rtl/>
           <w:lang w:bidi="ar-EG"/>
@@ -121,52 +120,113 @@
           <w:sz w:val="24"/>
           <w:szCs w:val="24"/>
         </w:rPr>
-        <w:t xml:space="preserve">A string </w:t>
-      </w:r>
-      <w:proofErr w:type="gramStart"/>
-      <w:r>
+        <w:t>A string is balanced if it consists of exactly two different characters and both appear exactly the same number of times. A substring is a sequence of consecutive characters. Goal: find the length of the longest balanced substring in string S.</w:t>
+      </w:r>
+    </w:p>
+    <w:p>
+      <w:pPr>
+        <w:spacing w:before="60" w:after="60"/>
         <w:rPr>
           <w:sz w:val="24"/>
           <w:szCs w:val="24"/>
         </w:rPr>
-        <w:t>is balanced</w:t>
-      </w:r>
-      <w:proofErr w:type="gramEnd"/>
-      <w:r>
-        <w:rPr>
+      </w:pPr>
+    </w:p>
+    <w:p>
+      <w:pPr>
+        <w:spacing w:before="60" w:after="60"/>
+        <w:rPr>
+          <w:color w:val="7030A0"/>
           <w:sz w:val="24"/>
           <w:szCs w:val="24"/>
         </w:rPr>
-        <w:t xml:space="preserve"> if it consists of exactly two different characters and both appear exactly the same number of times. A substring is a sequence of consecutive characters. Goal: find the length of the longest balanced substring in string S.</w:t>
-      </w:r>
-    </w:p>
-    <w:p>
-      <w:pPr>
-        <w:spacing w:before="60" w:after="60"/>
-        <w:rPr>
+      </w:pPr>
+      <w:r>
+        <w:rPr>
+          <w:b/>
+          <w:bCs/>
+          <w:color w:val="7030A0"/>
           <w:sz w:val="24"/>
           <w:szCs w:val="24"/>
         </w:rPr>
-      </w:pPr>
+        <w:t>Examples:</w:t>
+      </w:r>
     </w:p>
     <w:p>
       <w:pPr>
         <w:spacing w:before="60" w:after="60"/>
         <w:rPr>
-          <w:color w:val="7030A0"/>
           <w:sz w:val="24"/>
           <w:szCs w:val="24"/>
         </w:rPr>
       </w:pPr>
       <w:r>
         <w:rPr>
+          <w:sz w:val="24"/>
+          <w:szCs w:val="24"/>
+        </w:rPr>
+        <w:t xml:space="preserve">  "aabbab"  →  balanced     (a appears 3 times, b appears 3 times)</w:t>
+      </w:r>
+    </w:p>
+    <w:p>
+      <w:pPr>
+        <w:spacing w:before="60" w:after="60"/>
+        <w:rPr>
+          <w:sz w:val="24"/>
+          <w:szCs w:val="24"/>
+        </w:rPr>
+      </w:pPr>
+      <w:r>
+        <w:rPr>
+          <w:sz w:val="24"/>
+          <w:szCs w:val="24"/>
+        </w:rPr>
+        <w:t xml:space="preserve">  "aabba"   →  NOT balanced  (a appears 3 times, b appears 2 times)</w:t>
+      </w:r>
+    </w:p>
+    <w:p>
+      <w:pPr>
+        <w:spacing w:before="60" w:after="60"/>
+        <w:rPr>
+          <w:sz w:val="24"/>
+          <w:szCs w:val="24"/>
+        </w:rPr>
+      </w:pPr>
+      <w:r>
+        <w:rPr>
+          <w:sz w:val="24"/>
+          <w:szCs w:val="24"/>
+        </w:rPr>
+        <w:t xml:space="preserve">  "aabbcc"  →  NOT balanced  (contains 3 distinct characters)</w:t>
+      </w:r>
+    </w:p>
+    <w:p>
+      <w:pPr>
+        <w:spacing w:before="60" w:after="60"/>
+        <w:rPr>
+          <w:sz w:val="24"/>
+          <w:szCs w:val="24"/>
+        </w:rPr>
+      </w:pPr>
+    </w:p>
+    <w:p>
+      <w:pPr>
+        <w:spacing w:before="60" w:after="60"/>
+        <w:rPr>
+          <w:color w:val="7030A0"/>
+          <w:sz w:val="24"/>
+          <w:szCs w:val="24"/>
+        </w:rPr>
+      </w:pPr>
+      <w:r>
+        <w:rPr>
           <w:b/>
           <w:bCs/>
           <w:color w:val="7030A0"/>
           <w:sz w:val="24"/>
           <w:szCs w:val="24"/>
         </w:rPr>
-        <w:t>Examples:</w:t>
+        <w:t>Task: Given a string S, find the length of the longest balanced substring.</w:t>
       </w:r>
     </w:p>
     <w:p>
@@ -177,327 +237,73 @@
           <w:szCs w:val="24"/>
         </w:rPr>
       </w:pPr>
-      <w:r>
-        <w:rPr>
+    </w:p>
+    <w:p>
+      <w:pPr>
+        <w:spacing w:before="60" w:after="60"/>
+        <w:rPr>
+          <w:color w:val="7030A0"/>
           <w:sz w:val="24"/>
           <w:szCs w:val="24"/>
         </w:rPr>
-        <w:t xml:space="preserve">  "</w:t>
-      </w:r>
-      <w:proofErr w:type="spellStart"/>
-      <w:proofErr w:type="gramStart"/>
-      <w:r>
-        <w:rPr>
+      </w:pPr>
+      <w:r>
+        <w:rPr>
+          <w:b/>
+          <w:bCs/>
+          <w:color w:val="7030A0"/>
           <w:sz w:val="24"/>
           <w:szCs w:val="24"/>
         </w:rPr>
-        <w:t>aabbab</w:t>
-      </w:r>
-      <w:proofErr w:type="spellEnd"/>
-      <w:proofErr w:type="gramEnd"/>
-      <w:r>
+        <w:t>Test Cases:</w:t>
+      </w:r>
+    </w:p>
+    <w:p>
+      <w:pPr>
+        <w:spacing w:before="60" w:after="60"/>
         <w:rPr>
           <w:sz w:val="24"/>
           <w:szCs w:val="24"/>
         </w:rPr>
-        <w:t>"  →  balanced     (a appears 3 times, b appears 3 times)</w:t>
-      </w:r>
-    </w:p>
-    <w:p>
-      <w:pPr>
-        <w:spacing w:before="60" w:after="60"/>
+      </w:pPr>
+      <w:r>
         <w:rPr>
           <w:sz w:val="24"/>
           <w:szCs w:val="24"/>
         </w:rPr>
-      </w:pPr>
-      <w:r>
+        <w:t xml:space="preserve">  S = "cabbacc"  →  4   ("abba" is the longest balanced substring)</w:t>
+      </w:r>
+    </w:p>
+    <w:p>
+      <w:pPr>
+        <w:spacing w:before="60" w:after="60"/>
         <w:rPr>
           <w:sz w:val="24"/>
           <w:szCs w:val="24"/>
         </w:rPr>
-        <w:t xml:space="preserve">  "</w:t>
-      </w:r>
-      <w:proofErr w:type="spellStart"/>
-      <w:proofErr w:type="gramStart"/>
+      </w:pPr>
       <w:r>
         <w:rPr>
           <w:sz w:val="24"/>
           <w:szCs w:val="24"/>
         </w:rPr>
-        <w:t>aabba</w:t>
-      </w:r>
-      <w:proofErr w:type="spellEnd"/>
-      <w:proofErr w:type="gramEnd"/>
-      <w:r>
+        <w:t xml:space="preserve">  S = "abababa"  →  6   ("ababab" and "bababa" are both longest)</w:t>
+      </w:r>
+    </w:p>
+    <w:p>
+      <w:pPr>
+        <w:spacing w:before="60" w:after="60"/>
         <w:rPr>
           <w:sz w:val="24"/>
           <w:szCs w:val="24"/>
         </w:rPr>
-        <w:t>"   →  NOT balanced  (a appears 3 times, b appears 2 times)</w:t>
-      </w:r>
-    </w:p>
-    <w:p>
-      <w:pPr>
-        <w:spacing w:before="60" w:after="60"/>
+      </w:pPr>
+      <w:r>
         <w:rPr>
           <w:sz w:val="24"/>
           <w:szCs w:val="24"/>
         </w:rPr>
-      </w:pPr>
-      <w:r>
-        <w:rPr>
-          <w:sz w:val="24"/>
-          <w:szCs w:val="24"/>
-        </w:rPr>
-        <w:t xml:space="preserve">  "</w:t>
-      </w:r>
-      <w:proofErr w:type="spellStart"/>
-      <w:proofErr w:type="gramStart"/>
-      <w:r>
-        <w:rPr>
-          <w:sz w:val="24"/>
-          <w:szCs w:val="24"/>
-        </w:rPr>
-        <w:t>aabbcc</w:t>
-      </w:r>
-      <w:proofErr w:type="spellEnd"/>
-      <w:proofErr w:type="gramEnd"/>
-      <w:r>
-        <w:rPr>
-          <w:sz w:val="24"/>
-          <w:szCs w:val="24"/>
-        </w:rPr>
-        <w:t>"  →  NOT balanced  (contains 3 distinct characters)</w:t>
-      </w:r>
-    </w:p>
-    <w:p>
-      <w:pPr>
-        <w:spacing w:before="60" w:after="60"/>
-        <w:rPr>
-          <w:sz w:val="24"/>
-          <w:szCs w:val="24"/>
-        </w:rPr>
-      </w:pPr>
-    </w:p>
-    <w:p>
-      <w:pPr>
-        <w:spacing w:before="60" w:after="60"/>
-        <w:rPr>
-          <w:color w:val="7030A0"/>
-          <w:sz w:val="24"/>
-          <w:szCs w:val="24"/>
-        </w:rPr>
-      </w:pPr>
-      <w:r>
-        <w:rPr>
-          <w:b/>
-          <w:bCs/>
-          <w:color w:val="7030A0"/>
-          <w:sz w:val="24"/>
-          <w:szCs w:val="24"/>
-        </w:rPr>
-        <w:t>Task: Given a string S, find the length of the longest balanced substring.</w:t>
-      </w:r>
-    </w:p>
-    <w:p>
-      <w:pPr>
-        <w:spacing w:before="60" w:after="60"/>
-        <w:rPr>
-          <w:sz w:val="24"/>
-          <w:szCs w:val="24"/>
-        </w:rPr>
-      </w:pPr>
-    </w:p>
-    <w:p>
-      <w:pPr>
-        <w:spacing w:before="60" w:after="60"/>
-        <w:rPr>
-          <w:color w:val="7030A0"/>
-          <w:sz w:val="24"/>
-          <w:szCs w:val="24"/>
-        </w:rPr>
-      </w:pPr>
-      <w:r>
-        <w:rPr>
-          <w:b/>
-          <w:bCs/>
-          <w:color w:val="7030A0"/>
-          <w:sz w:val="24"/>
-          <w:szCs w:val="24"/>
-        </w:rPr>
-        <w:t>Test Cases:</w:t>
-      </w:r>
-    </w:p>
-    <w:p>
-      <w:pPr>
-        <w:spacing w:before="60" w:after="60"/>
-        <w:rPr>
-          <w:sz w:val="24"/>
-          <w:szCs w:val="24"/>
-        </w:rPr>
-      </w:pPr>
-      <w:r>
-        <w:rPr>
-          <w:sz w:val="24"/>
-          <w:szCs w:val="24"/>
-        </w:rPr>
-        <w:t xml:space="preserve">  S = "</w:t>
-      </w:r>
-      <w:proofErr w:type="spellStart"/>
-      <w:r>
-        <w:rPr>
-          <w:sz w:val="24"/>
-          <w:szCs w:val="24"/>
-        </w:rPr>
-        <w:t>cabbacc</w:t>
-      </w:r>
-      <w:proofErr w:type="spellEnd"/>
-      <w:proofErr w:type="gramStart"/>
-      <w:r>
-        <w:rPr>
-          <w:sz w:val="24"/>
-          <w:szCs w:val="24"/>
-        </w:rPr>
-        <w:t>"  →</w:t>
-      </w:r>
-      <w:proofErr w:type="gramEnd"/>
-      <w:r>
-        <w:rPr>
-          <w:sz w:val="24"/>
-          <w:szCs w:val="24"/>
-        </w:rPr>
-        <w:t xml:space="preserve">  4   ("</w:t>
-      </w:r>
-      <w:proofErr w:type="spellStart"/>
-      <w:r>
-        <w:rPr>
-          <w:sz w:val="24"/>
-          <w:szCs w:val="24"/>
-        </w:rPr>
-        <w:t>abba</w:t>
-      </w:r>
-      <w:proofErr w:type="spellEnd"/>
-      <w:r>
-        <w:rPr>
-          <w:sz w:val="24"/>
-          <w:szCs w:val="24"/>
-        </w:rPr>
-        <w:t>" is the longest balanced substring)</w:t>
-      </w:r>
-    </w:p>
-    <w:p>
-      <w:pPr>
-        <w:spacing w:before="60" w:after="60"/>
-        <w:rPr>
-          <w:sz w:val="24"/>
-          <w:szCs w:val="24"/>
-        </w:rPr>
-      </w:pPr>
-      <w:r>
-        <w:rPr>
-          <w:sz w:val="24"/>
-          <w:szCs w:val="24"/>
-        </w:rPr>
-        <w:t xml:space="preserve">  S = "</w:t>
-      </w:r>
-      <w:proofErr w:type="spellStart"/>
-      <w:r>
-        <w:rPr>
-          <w:sz w:val="24"/>
-          <w:szCs w:val="24"/>
-        </w:rPr>
-        <w:t>abababa</w:t>
-      </w:r>
-      <w:proofErr w:type="spellEnd"/>
-      <w:proofErr w:type="gramStart"/>
-      <w:r>
-        <w:rPr>
-          <w:sz w:val="24"/>
-          <w:szCs w:val="24"/>
-        </w:rPr>
-        <w:t>"  →</w:t>
-      </w:r>
-      <w:proofErr w:type="gramEnd"/>
-      <w:r>
-        <w:rPr>
-          <w:sz w:val="24"/>
-          <w:szCs w:val="24"/>
-        </w:rPr>
-        <w:t xml:space="preserve">  6   ("</w:t>
-      </w:r>
-      <w:proofErr w:type="spellStart"/>
-      <w:r>
-        <w:rPr>
-          <w:sz w:val="24"/>
-          <w:szCs w:val="24"/>
-        </w:rPr>
-        <w:t>ababab</w:t>
-      </w:r>
-      <w:proofErr w:type="spellEnd"/>
-      <w:r>
-        <w:rPr>
-          <w:sz w:val="24"/>
-          <w:szCs w:val="24"/>
-        </w:rPr>
-        <w:t>" and "</w:t>
-      </w:r>
-      <w:proofErr w:type="spellStart"/>
-      <w:r>
-        <w:rPr>
-          <w:sz w:val="24"/>
-          <w:szCs w:val="24"/>
-        </w:rPr>
-        <w:t>bababa</w:t>
-      </w:r>
-      <w:proofErr w:type="spellEnd"/>
-      <w:r>
-        <w:rPr>
-          <w:sz w:val="24"/>
-          <w:szCs w:val="24"/>
-        </w:rPr>
-        <w:t>" are both longest)</w:t>
-      </w:r>
-    </w:p>
-    <w:p>
-      <w:pPr>
-        <w:spacing w:before="60" w:after="60"/>
-        <w:rPr>
-          <w:sz w:val="24"/>
-          <w:szCs w:val="24"/>
-        </w:rPr>
-      </w:pPr>
-      <w:r>
-        <w:rPr>
-          <w:sz w:val="24"/>
-          <w:szCs w:val="24"/>
-        </w:rPr>
-        <w:t xml:space="preserve">  S = "</w:t>
-      </w:r>
-      <w:proofErr w:type="spellStart"/>
-      <w:r>
-        <w:rPr>
-          <w:sz w:val="24"/>
-          <w:szCs w:val="24"/>
-        </w:rPr>
-        <w:t>aaaaaaa</w:t>
-      </w:r>
-      <w:proofErr w:type="spellEnd"/>
-      <w:proofErr w:type="gramStart"/>
-      <w:r>
-        <w:rPr>
-          <w:sz w:val="24"/>
-          <w:szCs w:val="24"/>
-        </w:rPr>
-        <w:t>"  →</w:t>
-      </w:r>
-      <w:proofErr w:type="gramEnd"/>
-      <w:r>
-        <w:rPr>
-          <w:sz w:val="24"/>
-          <w:szCs w:val="24"/>
-        </w:rPr>
-        <w:t xml:space="preserve">  0   (no balanced substring exists)</w:t>
+        <w:t xml:space="preserve">  S = "aaaaaaa"  →  0   (no balanced substring exists)</w:t>
       </w:r>
     </w:p>
     <w:p>
@@ -580,29 +386,19 @@
         <w:rPr>
           <w:color w:val="000000" w:themeColor="text1"/>
         </w:rPr>
-        <w:t xml:space="preserve">1. Algorithm </w:t>
-      </w:r>
-      <w:proofErr w:type="spellStart"/>
-      <w:proofErr w:type="gramStart"/>
-      <w:r>
-        <w:rPr>
-          <w:color w:val="000000" w:themeColor="text1"/>
-        </w:rPr>
-        <w:t>GetLongestBalancedSubstring</w:t>
-      </w:r>
-      <w:proofErr w:type="spellEnd"/>
-      <w:r>
-        <w:rPr>
-          <w:color w:val="000000" w:themeColor="text1"/>
-        </w:rPr>
-        <w:t>(</w:t>
-      </w:r>
-      <w:proofErr w:type="gramEnd"/>
-      <w:r>
-        <w:rPr>
-          <w:color w:val="000000" w:themeColor="text1"/>
-        </w:rPr>
-        <w:t>text)</w:t>
+        <w:t>1. Algorithm GetLongestBalancedSubstring(</w:t>
+      </w:r>
+      <w:r>
+        <w:rPr>
+          <w:color w:val="000000" w:themeColor="text1"/>
+        </w:rPr>
+        <w:t>s</w:t>
+      </w:r>
+      <w:r>
+        <w:rPr>
+          <w:color w:val="000000" w:themeColor="text1"/>
+        </w:rPr>
+        <w:t>)</w:t>
       </w:r>
     </w:p>
     <w:p>
@@ -644,21 +440,25 @@
         <w:rPr>
           <w:color w:val="000000" w:themeColor="text1"/>
         </w:rPr>
-        <w:t xml:space="preserve">4. </w:t>
-      </w:r>
-      <w:proofErr w:type="gramStart"/>
-      <w:r>
-        <w:rPr>
-          <w:color w:val="000000" w:themeColor="text1"/>
-        </w:rPr>
-        <w:t>n</w:t>
-      </w:r>
-      <w:proofErr w:type="gramEnd"/>
-      <w:r>
-        <w:rPr>
-          <w:color w:val="000000" w:themeColor="text1"/>
-        </w:rPr>
-        <w:t xml:space="preserve"> ← length(text); best ← 0;</w:t>
+        <w:t>4. n ← length(s</w:t>
+      </w:r>
+      <w:r>
+        <w:rPr>
+          <w:color w:val="000000" w:themeColor="text1"/>
+        </w:rPr>
+        <w:t xml:space="preserve">); </w:t>
+      </w:r>
+      <w:r>
+        <w:rPr>
+          <w:color w:val="000000" w:themeColor="text1"/>
+        </w:rPr>
+        <w:t>longestBalancedSubstring</w:t>
+      </w:r>
+      <w:r>
+        <w:rPr>
+          <w:color w:val="000000" w:themeColor="text1"/>
+        </w:rPr>
+        <w:t>← 0;</w:t>
       </w:r>
     </w:p>
     <w:p>
@@ -694,21 +494,61 @@
         <w:rPr>
           <w:color w:val="000000" w:themeColor="text1"/>
         </w:rPr>
-        <w:t xml:space="preserve">6.     </w:t>
-      </w:r>
-      <w:proofErr w:type="gramStart"/>
-      <w:r>
-        <w:rPr>
-          <w:color w:val="000000" w:themeColor="text1"/>
-        </w:rPr>
-        <w:t>c1</w:t>
-      </w:r>
-      <w:proofErr w:type="gramEnd"/>
-      <w:r>
-        <w:rPr>
-          <w:color w:val="000000" w:themeColor="text1"/>
-        </w:rPr>
-        <w:t xml:space="preserve"> ← NULL; c2 ← NULL; cnt1 ← 0; cnt2 ← 0;</w:t>
+        <w:t>6.     c1 ← 0; c2 ← 0</w:t>
+      </w:r>
+      <w:r>
+        <w:rPr>
+          <w:color w:val="000000" w:themeColor="text1"/>
+        </w:rPr>
+        <w:t>; c</w:t>
+      </w:r>
+      <w:r>
+        <w:rPr>
+          <w:color w:val="000000" w:themeColor="text1"/>
+        </w:rPr>
+        <w:t>ou</w:t>
+      </w:r>
+      <w:r>
+        <w:rPr>
+          <w:color w:val="000000" w:themeColor="text1"/>
+        </w:rPr>
+        <w:t>nt</w:t>
+      </w:r>
+      <w:r>
+        <w:rPr>
+          <w:color w:val="000000" w:themeColor="text1"/>
+        </w:rPr>
+        <w:t>C</w:t>
+      </w:r>
+      <w:r>
+        <w:rPr>
+          <w:color w:val="000000" w:themeColor="text1"/>
+        </w:rPr>
+        <w:t>1 ← 0; c</w:t>
+      </w:r>
+      <w:r>
+        <w:rPr>
+          <w:color w:val="000000" w:themeColor="text1"/>
+        </w:rPr>
+        <w:t>ou</w:t>
+      </w:r>
+      <w:r>
+        <w:rPr>
+          <w:color w:val="000000" w:themeColor="text1"/>
+        </w:rPr>
+        <w:t>nt</w:t>
+      </w:r>
+      <w:r>
+        <w:rPr>
+          <w:color w:val="000000" w:themeColor="text1"/>
+        </w:rPr>
+        <w:t>C</w:t>
+      </w:r>
+      <w:r>
+        <w:rPr>
+          <w:color w:val="000000" w:themeColor="text1"/>
+        </w:rPr>
+        <w:t>2 ← 0;</w:t>
       </w:r>
     </w:p>
     <w:p>
@@ -746,21 +586,23 @@
         </w:rPr>
         <w:t xml:space="preserve">8.         </w:t>
       </w:r>
-      <w:proofErr w:type="spellStart"/>
-      <w:proofErr w:type="gramStart"/>
-      <w:r>
-        <w:rPr>
-          <w:color w:val="000000" w:themeColor="text1"/>
-        </w:rPr>
-        <w:t>ch</w:t>
-      </w:r>
-      <w:proofErr w:type="spellEnd"/>
-      <w:proofErr w:type="gramEnd"/>
-      <w:r>
-        <w:rPr>
-          <w:color w:val="000000" w:themeColor="text1"/>
-        </w:rPr>
-        <w:t xml:space="preserve"> ← text[end];</w:t>
+      <w:r>
+        <w:rPr>
+          <w:color w:val="000000" w:themeColor="text1"/>
+        </w:rPr>
+        <w:t>currentChar</w:t>
+      </w:r>
+      <w:r>
+        <w:rPr>
+          <w:color w:val="000000" w:themeColor="text1"/>
+        </w:rPr>
+        <w:t>← s</w:t>
+      </w:r>
+      <w:r>
+        <w:rPr>
+          <w:color w:val="000000" w:themeColor="text1"/>
+        </w:rPr>
+        <w:t>[end];</w:t>
       </w:r>
     </w:p>
     <w:p>
@@ -782,35 +624,79 @@
         <w:rPr>
           <w:color w:val="000000" w:themeColor="text1"/>
         </w:rPr>
-        <w:t xml:space="preserve">9.         </w:t>
-      </w:r>
-      <w:proofErr w:type="gramStart"/>
-      <w:r>
-        <w:rPr>
-          <w:color w:val="000000" w:themeColor="text1"/>
-        </w:rPr>
-        <w:t>if</w:t>
-      </w:r>
-      <w:proofErr w:type="gramEnd"/>
+        <w:t>9</w:t>
+      </w:r>
+      <w:r>
+        <w:rPr>
+          <w:color w:val="000000" w:themeColor="text1"/>
+        </w:rPr>
+        <w:t xml:space="preserve">.         if </w:t>
+      </w:r>
+      <w:r>
+        <w:rPr>
+          <w:color w:val="000000" w:themeColor="text1"/>
+        </w:rPr>
+        <w:t>currentChar</w:t>
+      </w:r>
       <w:r>
         <w:rPr>
           <w:color w:val="000000" w:themeColor="text1"/>
         </w:rPr>
         <w:t xml:space="preserve"> </w:t>
       </w:r>
-      <w:proofErr w:type="spellStart"/>
-      <w:r>
-        <w:rPr>
-          <w:color w:val="000000" w:themeColor="text1"/>
-        </w:rPr>
-        <w:t>ch</w:t>
-      </w:r>
-      <w:proofErr w:type="spellEnd"/>
-      <w:r>
-        <w:rPr>
-          <w:color w:val="000000" w:themeColor="text1"/>
-        </w:rPr>
-        <w:t xml:space="preserve"> = c1 then cnt1 ← cnt1 + 1;</w:t>
+      <w:r>
+        <w:rPr>
+          <w:color w:val="000000" w:themeColor="text1"/>
+        </w:rPr>
+        <w:t>= c1 then c</w:t>
+      </w:r>
+      <w:r>
+        <w:rPr>
+          <w:color w:val="000000" w:themeColor="text1"/>
+        </w:rPr>
+        <w:t>ou</w:t>
+      </w:r>
+      <w:r>
+        <w:rPr>
+          <w:color w:val="000000" w:themeColor="text1"/>
+        </w:rPr>
+        <w:t>nt</w:t>
+      </w:r>
+      <w:r>
+        <w:rPr>
+          <w:color w:val="000000" w:themeColor="text1"/>
+        </w:rPr>
+        <w:t>C</w:t>
+      </w:r>
+      <w:r>
+        <w:rPr>
+          <w:color w:val="000000" w:themeColor="text1"/>
+        </w:rPr>
+        <w:t>1 ← c</w:t>
+      </w:r>
+      <w:r>
+        <w:rPr>
+          <w:color w:val="000000" w:themeColor="text1"/>
+        </w:rPr>
+        <w:t>ou</w:t>
+      </w:r>
+      <w:r>
+        <w:rPr>
+          <w:color w:val="000000" w:themeColor="text1"/>
+        </w:rPr>
+        <w:t>nt</w:t>
+      </w:r>
+      <w:r>
+        <w:rPr>
+          <w:color w:val="000000" w:themeColor="text1"/>
+        </w:rPr>
+        <w:t>C</w:t>
+      </w:r>
+      <w:r>
+        <w:rPr>
+          <w:color w:val="000000" w:themeColor="text1"/>
+        </w:rPr>
+        <w:t>1 + 1;</w:t>
       </w:r>
     </w:p>
     <w:p>
@@ -826,19 +712,83 @@
         </w:rPr>
         <w:t xml:space="preserve">10.        else if </w:t>
       </w:r>
-      <w:proofErr w:type="spellStart"/>
-      <w:r>
-        <w:rPr>
-          <w:color w:val="000000" w:themeColor="text1"/>
-        </w:rPr>
-        <w:t>ch</w:t>
-      </w:r>
-      <w:proofErr w:type="spellEnd"/>
-      <w:r>
-        <w:rPr>
-          <w:color w:val="000000" w:themeColor="text1"/>
-        </w:rPr>
-        <w:t xml:space="preserve"> = c2 then cnt2 ← cnt2 + 1;</w:t>
+      <w:r>
+        <w:rPr>
+          <w:color w:val="000000" w:themeColor="text1"/>
+        </w:rPr>
+        <w:t>currentChar</w:t>
+      </w:r>
+      <w:r>
+        <w:rPr>
+          <w:color w:val="000000" w:themeColor="text1"/>
+        </w:rPr>
+        <w:t xml:space="preserve"> = c2 then </w:t>
+      </w:r>
+      <w:r>
+        <w:rPr>
+          <w:color w:val="000000" w:themeColor="text1"/>
+        </w:rPr>
+        <w:t>c</w:t>
+      </w:r>
+      <w:r>
+        <w:rPr>
+          <w:color w:val="000000" w:themeColor="text1"/>
+        </w:rPr>
+        <w:t>ou</w:t>
+      </w:r>
+      <w:r>
+        <w:rPr>
+          <w:color w:val="000000" w:themeColor="text1"/>
+        </w:rPr>
+        <w:t>nt</w:t>
+      </w:r>
+      <w:r>
+        <w:rPr>
+          <w:color w:val="000000" w:themeColor="text1"/>
+        </w:rPr>
+        <w:t>C</w:t>
+      </w:r>
+      <w:r>
+        <w:rPr>
+          <w:color w:val="000000" w:themeColor="text1"/>
+        </w:rPr>
+        <w:t xml:space="preserve">2 ← </w:t>
+      </w:r>
+      <w:r>
+        <w:rPr>
+          <w:color w:val="000000" w:themeColor="text1"/>
+        </w:rPr>
+        <w:t>c</w:t>
+      </w:r>
+      <w:r>
+        <w:rPr>
+          <w:color w:val="000000" w:themeColor="text1"/>
+        </w:rPr>
+        <w:t>ou</w:t>
+      </w:r>
+      <w:r>
+        <w:rPr>
+          <w:color w:val="000000" w:themeColor="text1"/>
+        </w:rPr>
+        <w:t>nt</w:t>
+      </w:r>
+      <w:r>
+        <w:rPr>
+          <w:color w:val="000000" w:themeColor="text1"/>
+        </w:rPr>
+        <w:t>C</w:t>
+      </w:r>
+      <w:r>
+        <w:rPr>
+          <w:color w:val="000000" w:themeColor="text1"/>
+        </w:rPr>
+        <w:t>2</w:t>
+      </w:r>
+      <w:r>
+        <w:rPr>
+          <w:color w:val="000000" w:themeColor="text1"/>
+        </w:rPr>
+        <w:t>+ 1;</w:t>
       </w:r>
     </w:p>
     <w:p>
@@ -852,35 +802,67 @@
         <w:rPr>
           <w:color w:val="000000" w:themeColor="text1"/>
         </w:rPr>
-        <w:t xml:space="preserve">11.        else if c1 = NULL then </w:t>
-      </w:r>
-      <w:proofErr w:type="gramStart"/>
-      <w:r>
-        <w:rPr>
-          <w:color w:val="000000" w:themeColor="text1"/>
-        </w:rPr>
-        <w:t>{ c1</w:t>
-      </w:r>
-      <w:proofErr w:type="gramEnd"/>
-      <w:r>
-        <w:rPr>
-          <w:color w:val="000000" w:themeColor="text1"/>
-        </w:rPr>
-        <w:t xml:space="preserve"> ← </w:t>
-      </w:r>
-      <w:proofErr w:type="spellStart"/>
-      <w:r>
-        <w:rPr>
-          <w:color w:val="000000" w:themeColor="text1"/>
-        </w:rPr>
-        <w:t>ch</w:t>
-      </w:r>
-      <w:proofErr w:type="spellEnd"/>
-      <w:r>
-        <w:rPr>
-          <w:color w:val="000000" w:themeColor="text1"/>
-        </w:rPr>
-        <w:t>; cnt1 ← 1; }</w:t>
+        <w:t xml:space="preserve">11.        </w:t>
+      </w:r>
+      <w:r>
+        <w:rPr>
+          <w:color w:val="000000" w:themeColor="text1"/>
+        </w:rPr>
+        <w:t>else if c1 = 0</w:t>
+      </w:r>
+      <w:r>
+        <w:rPr>
+          <w:color w:val="000000" w:themeColor="text1"/>
+        </w:rPr>
+        <w:t xml:space="preserve"> then { c1 ← </w:t>
+      </w:r>
+      <w:r>
+        <w:rPr>
+          <w:color w:val="000000" w:themeColor="text1"/>
+        </w:rPr>
+        <w:t>currentChar</w:t>
+      </w:r>
+      <w:r>
+        <w:rPr>
+          <w:color w:val="000000" w:themeColor="text1"/>
+        </w:rPr>
+        <w:t xml:space="preserve">; </w:t>
+      </w:r>
+      <w:r>
+        <w:rPr>
+          <w:color w:val="000000" w:themeColor="text1"/>
+        </w:rPr>
+        <w:t>c</w:t>
+      </w:r>
+      <w:r>
+        <w:rPr>
+          <w:color w:val="000000" w:themeColor="text1"/>
+        </w:rPr>
+        <w:t>ou</w:t>
+      </w:r>
+      <w:r>
+        <w:rPr>
+          <w:color w:val="000000" w:themeColor="text1"/>
+        </w:rPr>
+        <w:t>nt</w:t>
+      </w:r>
+      <w:r>
+        <w:rPr>
+          <w:color w:val="000000" w:themeColor="text1"/>
+        </w:rPr>
+        <w:t>C</w:t>
+      </w:r>
+      <w:r>
+        <w:rPr>
+          <w:color w:val="000000" w:themeColor="text1"/>
+        </w:rPr>
+        <w:t>1</w:t>
+      </w:r>
+      <w:r>
+        <w:rPr>
+          <w:color w:val="000000" w:themeColor="text1"/>
+        </w:rPr>
+        <w:t>← 1; }</w:t>
       </w:r>
     </w:p>
     <w:p>
@@ -894,35 +876,67 @@
         <w:rPr>
           <w:color w:val="000000" w:themeColor="text1"/>
         </w:rPr>
-        <w:t xml:space="preserve">12.        else if c2 = NULL then </w:t>
-      </w:r>
-      <w:proofErr w:type="gramStart"/>
-      <w:r>
-        <w:rPr>
-          <w:color w:val="000000" w:themeColor="text1"/>
-        </w:rPr>
-        <w:t>{ c2</w:t>
-      </w:r>
-      <w:proofErr w:type="gramEnd"/>
-      <w:r>
-        <w:rPr>
-          <w:color w:val="000000" w:themeColor="text1"/>
-        </w:rPr>
-        <w:t xml:space="preserve"> ← </w:t>
-      </w:r>
-      <w:proofErr w:type="spellStart"/>
-      <w:r>
-        <w:rPr>
-          <w:color w:val="000000" w:themeColor="text1"/>
-        </w:rPr>
-        <w:t>ch</w:t>
-      </w:r>
-      <w:proofErr w:type="spellEnd"/>
-      <w:r>
-        <w:rPr>
-          <w:color w:val="000000" w:themeColor="text1"/>
-        </w:rPr>
-        <w:t>; cnt2 ← 1; }</w:t>
+        <w:t xml:space="preserve">12.        </w:t>
+      </w:r>
+      <w:r>
+        <w:rPr>
+          <w:color w:val="000000" w:themeColor="text1"/>
+        </w:rPr>
+        <w:t>else if c2 = 0</w:t>
+      </w:r>
+      <w:r>
+        <w:rPr>
+          <w:color w:val="000000" w:themeColor="text1"/>
+        </w:rPr>
+        <w:t xml:space="preserve"> then { c2 ← </w:t>
+      </w:r>
+      <w:r>
+        <w:rPr>
+          <w:color w:val="000000" w:themeColor="text1"/>
+        </w:rPr>
+        <w:t>currentChar</w:t>
+      </w:r>
+      <w:r>
+        <w:rPr>
+          <w:color w:val="000000" w:themeColor="text1"/>
+        </w:rPr>
+        <w:t xml:space="preserve">; </w:t>
+      </w:r>
+      <w:r>
+        <w:rPr>
+          <w:color w:val="000000" w:themeColor="text1"/>
+        </w:rPr>
+        <w:t>c</w:t>
+      </w:r>
+      <w:r>
+        <w:rPr>
+          <w:color w:val="000000" w:themeColor="text1"/>
+        </w:rPr>
+        <w:t>ou</w:t>
+      </w:r>
+      <w:r>
+        <w:rPr>
+          <w:color w:val="000000" w:themeColor="text1"/>
+        </w:rPr>
+        <w:t>nt</w:t>
+      </w:r>
+      <w:r>
+        <w:rPr>
+          <w:color w:val="000000" w:themeColor="text1"/>
+        </w:rPr>
+        <w:t>C</w:t>
+      </w:r>
+      <w:r>
+        <w:rPr>
+          <w:color w:val="000000" w:themeColor="text1"/>
+        </w:rPr>
+        <w:t>2</w:t>
+      </w:r>
+      <w:r>
+        <w:rPr>
+          <w:color w:val="000000" w:themeColor="text1"/>
+        </w:rPr>
+        <w:t>← 1; }</w:t>
       </w:r>
     </w:p>
     <w:p>
@@ -936,21 +950,7 @@
         <w:rPr>
           <w:color w:val="000000" w:themeColor="text1"/>
         </w:rPr>
-        <w:t xml:space="preserve">13.        </w:t>
-      </w:r>
-      <w:proofErr w:type="gramStart"/>
-      <w:r>
-        <w:rPr>
-          <w:color w:val="000000" w:themeColor="text1"/>
-        </w:rPr>
-        <w:t>else</w:t>
-      </w:r>
-      <w:proofErr w:type="gramEnd"/>
-      <w:r>
-        <w:rPr>
-          <w:color w:val="000000" w:themeColor="text1"/>
-        </w:rPr>
-        <w:t xml:space="preserve"> break;</w:t>
+        <w:t>13.        else break;</w:t>
       </w:r>
     </w:p>
     <w:p>
@@ -972,21 +972,97 @@
         <w:rPr>
           <w:color w:val="000000" w:themeColor="text1"/>
         </w:rPr>
-        <w:t xml:space="preserve">14.        </w:t>
-      </w:r>
-      <w:proofErr w:type="gramStart"/>
-      <w:r>
-        <w:rPr>
-          <w:color w:val="000000" w:themeColor="text1"/>
-        </w:rPr>
-        <w:t>if</w:t>
-      </w:r>
-      <w:proofErr w:type="gramEnd"/>
-      <w:r>
-        <w:rPr>
-          <w:color w:val="000000" w:themeColor="text1"/>
-        </w:rPr>
-        <w:t xml:space="preserve"> (c1 ≠ NULL AND c2 ≠ NULL AND cnt1 = cnt2) then</w:t>
+        <w:t>14.        if (c1 ≠ 0</w:t>
+      </w:r>
+      <w:r>
+        <w:rPr>
+          <w:color w:val="000000" w:themeColor="text1"/>
+        </w:rPr>
+        <w:t xml:space="preserve"> A</w:t>
+      </w:r>
+      <w:r>
+        <w:rPr>
+          <w:color w:val="000000" w:themeColor="text1"/>
+        </w:rPr>
+        <w:t>ND c2</w:t>
+      </w:r>
+      <w:r>
+        <w:rPr>
+          <w:color w:val="000000" w:themeColor="text1"/>
+        </w:rPr>
+        <w:t xml:space="preserve"> ≠ 0</w:t>
+      </w:r>
+      <w:r>
+        <w:rPr>
+          <w:color w:val="000000" w:themeColor="text1"/>
+        </w:rPr>
+        <w:t xml:space="preserve"> AND </w:t>
+      </w:r>
+      <w:r>
+        <w:rPr>
+          <w:color w:val="000000" w:themeColor="text1"/>
+        </w:rPr>
+        <w:t>c</w:t>
+      </w:r>
+      <w:r>
+        <w:rPr>
+          <w:color w:val="000000" w:themeColor="text1"/>
+        </w:rPr>
+        <w:t>ou</w:t>
+      </w:r>
+      <w:r>
+        <w:rPr>
+          <w:color w:val="000000" w:themeColor="text1"/>
+        </w:rPr>
+        <w:t>nt</w:t>
+      </w:r>
+      <w:r>
+        <w:rPr>
+          <w:color w:val="000000" w:themeColor="text1"/>
+        </w:rPr>
+        <w:t>C</w:t>
+      </w:r>
+      <w:r>
+        <w:rPr>
+          <w:color w:val="000000" w:themeColor="text1"/>
+        </w:rPr>
+        <w:t>1</w:t>
+      </w:r>
+      <w:r>
+        <w:rPr>
+          <w:color w:val="000000" w:themeColor="text1"/>
+        </w:rPr>
+        <w:t xml:space="preserve"> = </w:t>
+      </w:r>
+      <w:r>
+        <w:rPr>
+          <w:color w:val="000000" w:themeColor="text1"/>
+        </w:rPr>
+        <w:t>c</w:t>
+      </w:r>
+      <w:r>
+        <w:rPr>
+          <w:color w:val="000000" w:themeColor="text1"/>
+        </w:rPr>
+        <w:t>ou</w:t>
+      </w:r>
+      <w:r>
+        <w:rPr>
+          <w:color w:val="000000" w:themeColor="text1"/>
+        </w:rPr>
+        <w:t>nt</w:t>
+      </w:r>
+      <w:r>
+        <w:rPr>
+          <w:color w:val="000000" w:themeColor="text1"/>
+        </w:rPr>
+        <w:t>C2</w:t>
+      </w:r>
+      <w:r>
+        <w:rPr>
+          <w:color w:val="000000" w:themeColor="text1"/>
+        </w:rPr>
+        <w:t>) then</w:t>
       </w:r>
     </w:p>
     <w:p>
@@ -1002,19 +1078,35 @@
         </w:rPr>
         <w:t xml:space="preserve">15.            </w:t>
       </w:r>
-      <w:proofErr w:type="gramStart"/>
-      <w:r>
-        <w:rPr>
-          <w:color w:val="000000" w:themeColor="text1"/>
-        </w:rPr>
-        <w:t>best</w:t>
-      </w:r>
-      <w:proofErr w:type="gramEnd"/>
-      <w:r>
-        <w:rPr>
-          <w:color w:val="000000" w:themeColor="text1"/>
-        </w:rPr>
-        <w:t xml:space="preserve"> ← max(best, end - start + 1);</w:t>
+      <w:r>
+        <w:rPr>
+          <w:color w:val="000000" w:themeColor="text1"/>
+        </w:rPr>
+        <w:t>longestBalancedSubstring</w:t>
+      </w:r>
+      <w:r>
+        <w:rPr>
+          <w:color w:val="000000" w:themeColor="text1"/>
+        </w:rPr>
+        <w:t xml:space="preserve"> </w:t>
+      </w:r>
+      <w:r>
+        <w:rPr>
+          <w:color w:val="000000" w:themeColor="text1"/>
+        </w:rPr>
+        <w:t>← max(</w:t>
+      </w:r>
+      <w:r>
+        <w:rPr>
+          <w:color w:val="000000" w:themeColor="text1"/>
+        </w:rPr>
+        <w:t>longestBalancedSubstring</w:t>
+      </w:r>
+      <w:r>
+        <w:rPr>
+          <w:color w:val="000000" w:themeColor="text1"/>
+        </w:rPr>
+        <w:t>, end - start + 1);</w:t>
       </w:r>
     </w:p>
     <w:p>
@@ -1042,16 +1134,8 @@
         <w:rPr>
           <w:color w:val="000000" w:themeColor="text1"/>
         </w:rPr>
-        <w:t>17</w:t>
-      </w:r>
-      <w:proofErr w:type="gramStart"/>
-      <w:r>
-        <w:rPr>
-          <w:color w:val="000000" w:themeColor="text1"/>
-        </w:rPr>
-        <w:t>. }</w:t>
-      </w:r>
-      <w:proofErr w:type="gramEnd"/>
+        <w:t>17. }</w:t>
+      </w:r>
     </w:p>
     <w:p>
       <w:pPr>
@@ -1072,21 +1156,19 @@
         <w:rPr>
           <w:color w:val="000000" w:themeColor="text1"/>
         </w:rPr>
-        <w:t xml:space="preserve">18. </w:t>
-      </w:r>
-      <w:proofErr w:type="gramStart"/>
-      <w:r>
-        <w:rPr>
-          <w:color w:val="000000" w:themeColor="text1"/>
-        </w:rPr>
-        <w:t>return</w:t>
-      </w:r>
-      <w:proofErr w:type="gramEnd"/>
-      <w:r>
-        <w:rPr>
-          <w:color w:val="000000" w:themeColor="text1"/>
-        </w:rPr>
-        <w:t xml:space="preserve"> best;</w:t>
+        <w:t xml:space="preserve">18. return </w:t>
+      </w:r>
+      <w:r>
+        <w:rPr>
+          <w:color w:val="000000" w:themeColor="text1"/>
+        </w:rPr>
+        <w:t>longestBalancedSubstring</w:t>
+      </w:r>
+      <w:r>
+        <w:rPr>
+          <w:color w:val="000000" w:themeColor="text1"/>
+        </w:rPr>
+        <w:t>;</w:t>
       </w:r>
     </w:p>
     <w:p>
@@ -1100,16 +1182,8 @@
         <w:rPr>
           <w:color w:val="000000" w:themeColor="text1"/>
         </w:rPr>
-        <w:t>19</w:t>
-      </w:r>
-      <w:proofErr w:type="gramStart"/>
-      <w:r>
-        <w:rPr>
-          <w:color w:val="000000" w:themeColor="text1"/>
-        </w:rPr>
-        <w:t>. }</w:t>
-      </w:r>
-      <w:proofErr w:type="gramEnd"/>
+        <w:t>19. }</w:t>
+      </w:r>
     </w:p>
     <w:p>
       <w:pPr>
@@ -1188,27 +1262,13 @@
         <w:rPr>
           <w:color w:val="7030A0"/>
         </w:rPr>
-        <w:t xml:space="preserve">Non – </w:t>
-      </w:r>
-      <w:proofErr w:type="gramStart"/>
-      <w:r>
-        <w:rPr>
-          <w:color w:val="7030A0"/>
-        </w:rPr>
-        <w:t xml:space="preserve">Recursive  </w:t>
-      </w:r>
-      <w:r>
-        <w:rPr>
-          <w:color w:val="7030A0"/>
-        </w:rPr>
-        <w:t>Implementation</w:t>
-      </w:r>
-      <w:proofErr w:type="gramEnd"/>
-      <w:r>
-        <w:rPr>
-          <w:color w:val="7030A0"/>
-        </w:rPr>
-        <w:t xml:space="preserve"> (C++)</w:t>
+        <w:t xml:space="preserve">Non – Recursive  </w:t>
+      </w:r>
+      <w:r>
+        <w:rPr>
+          <w:color w:val="7030A0"/>
+        </w:rPr>
+        <w:t>Implementation (C++)</w:t>
       </w:r>
     </w:p>
     <w:p>
@@ -1221,9 +1281,9 @@
         </w:rPr>
         <w:drawing>
           <wp:inline distT="0" distB="0" distL="0" distR="0">
-            <wp:extent cx="6682740" cy="3101340"/>
-            <wp:effectExtent l="0" t="0" r="3810" b="3810"/>
-            <wp:docPr id="1" name="Picture 1"/>
+            <wp:extent cx="6400800" cy="3400425"/>
+            <wp:effectExtent l="0" t="0" r="0" b="9525"/>
+            <wp:docPr id="3" name="Picture 3"/>
             <wp:cNvGraphicFramePr>
               <a:graphicFrameLocks xmlns:a="http://schemas.openxmlformats.org/drawingml/2006/main" noChangeAspect="1"/>
             </wp:cNvGraphicFramePr>
@@ -1231,7 +1291,7 @@
               <a:graphicData uri="http://schemas.openxmlformats.org/drawingml/2006/picture">
                 <pic:pic xmlns:pic="http://schemas.openxmlformats.org/drawingml/2006/picture">
                   <pic:nvPicPr>
-                    <pic:cNvPr id="1" name="nonReqSolution.c++ - Algo_Project - Visual Studio Code 5_4_2026 5_03_10 PM.png"/>
+                    <pic:cNvPr id="3" name="nonReqSolution.cpp - longestBalancedString - Visual Studio Code 5_13_2026 9_11_35 PM.png"/>
                     <pic:cNvPicPr/>
                   </pic:nvPicPr>
                   <pic:blipFill>
@@ -1249,7 +1309,7 @@
                   <pic:spPr>
                     <a:xfrm>
                       <a:off x="0" y="0"/>
-                      <a:ext cx="6682740" cy="3101340"/>
+                      <a:ext cx="6400800" cy="3400425"/>
                     </a:xfrm>
                     <a:prstGeom prst="rect">
                       <a:avLst/>
@@ -1279,16 +1339,8 @@
         <w:rPr>
           <w:color w:val="7030A0"/>
         </w:rPr>
-        <w:t xml:space="preserve">Non – </w:t>
-      </w:r>
-      <w:proofErr w:type="gramStart"/>
-      <w:r>
-        <w:rPr>
-          <w:color w:val="7030A0"/>
-        </w:rPr>
-        <w:t>Recursive  Test</w:t>
-      </w:r>
-      <w:proofErr w:type="gramEnd"/>
+        <w:t>Non – Recursive  Test</w:t>
+      </w:r>
     </w:p>
     <w:p>
       <w:pPr>
@@ -1468,15 +1520,9 @@
       <w:pPr>
         <w:pStyle w:val="Heading2"/>
         <w:rPr>
-          <w:rFonts w:hint="cs"/>
           <w:rtl/>
           <w:lang w:bidi="ar-EG"/>
         </w:rPr>
-      </w:pPr>
-    </w:p>
-    <w:p>
-      <w:pPr>
-        <w:pStyle w:val="Heading2"/>
       </w:pPr>
     </w:p>
     <w:p>
@@ -1507,860 +1553,63 @@
       <w:pPr>
         <w:pStyle w:val="Heading2"/>
         <w:rPr>
-          <w:color w:val="000000" w:themeColor="text1"/>
-          <w:sz w:val="24"/>
-          <w:szCs w:val="24"/>
-        </w:rPr>
-      </w:pPr>
-      <w:proofErr w:type="gramStart"/>
-      <w:r>
-        <w:rPr>
-          <w:color w:val="000000" w:themeColor="text1"/>
-          <w:sz w:val="24"/>
-          <w:szCs w:val="24"/>
-        </w:rPr>
-        <w:t>T(</w:t>
-      </w:r>
-      <w:proofErr w:type="gramEnd"/>
-      <w:r>
-        <w:rPr>
-          <w:color w:val="000000" w:themeColor="text1"/>
-          <w:sz w:val="24"/>
-          <w:szCs w:val="24"/>
-        </w:rPr>
-        <w:t>n) =</w:t>
-      </w:r>
-      <m:oMath>
-        <m:nary>
-          <m:naryPr>
-            <m:chr m:val="∑"/>
-            <m:grow m:val="1"/>
-            <m:ctrlPr>
-              <w:rPr>
-                <w:rFonts w:ascii="Cambria Math" w:hAnsi="Cambria Math"/>
-                <w:color w:val="000000" w:themeColor="text1"/>
-                <w:sz w:val="24"/>
-                <w:szCs w:val="24"/>
-              </w:rPr>
-            </m:ctrlPr>
-          </m:naryPr>
-          <m:sub>
-            <m:r>
-              <m:rPr>
-                <m:sty m:val="bi"/>
-              </m:rPr>
-              <w:rPr>
-                <w:rFonts w:ascii="Cambria Math" w:hAnsi="Cambria Math"/>
-                <w:color w:val="000000" w:themeColor="text1"/>
-                <w:sz w:val="24"/>
-                <w:szCs w:val="24"/>
-              </w:rPr>
-              <m:t>start=0</m:t>
-            </m:r>
-          </m:sub>
-          <m:sup>
-            <m:r>
-              <m:rPr>
-                <m:sty m:val="bi"/>
-              </m:rPr>
-              <w:rPr>
-                <w:rFonts w:ascii="Cambria Math" w:eastAsia="Cambria Math" w:hAnsi="Cambria Math" w:cs="Cambria Math"/>
-                <w:color w:val="000000" w:themeColor="text1"/>
-                <w:sz w:val="24"/>
-                <w:szCs w:val="24"/>
-              </w:rPr>
-              <m:t>n-1</m:t>
-            </m:r>
-          </m:sup>
-          <m:e>
-            <m:nary>
-              <m:naryPr>
-                <m:chr m:val="∑"/>
-                <m:limLoc m:val="undOvr"/>
-                <m:ctrlPr>
-                  <w:rPr>
-                    <w:rFonts w:ascii="Cambria Math" w:hAnsi="Cambria Math"/>
-                    <w:i/>
-                    <w:color w:val="000000" w:themeColor="text1"/>
-                    <w:sz w:val="24"/>
-                    <w:szCs w:val="24"/>
-                  </w:rPr>
-                </m:ctrlPr>
-              </m:naryPr>
-              <m:sub>
-                <m:r>
-                  <m:rPr>
-                    <m:sty m:val="bi"/>
-                  </m:rPr>
-                  <w:rPr>
-                    <w:rFonts w:ascii="Cambria Math" w:hAnsi="Cambria Math"/>
-                    <w:color w:val="000000" w:themeColor="text1"/>
-                    <w:sz w:val="24"/>
-                    <w:szCs w:val="24"/>
-                  </w:rPr>
-                  <m:t>end=start</m:t>
-                </m:r>
-              </m:sub>
-              <m:sup>
-                <m:r>
-                  <m:rPr>
-                    <m:sty m:val="bi"/>
-                  </m:rPr>
-                  <w:rPr>
-                    <w:rFonts w:ascii="Cambria Math" w:hAnsi="Cambria Math"/>
-                    <w:color w:val="000000" w:themeColor="text1"/>
-                    <w:sz w:val="24"/>
-                    <w:szCs w:val="24"/>
-                  </w:rPr>
-                  <m:t>n-1</m:t>
-                </m:r>
-              </m:sup>
-              <m:e>
-                <m:r>
-                  <m:rPr>
-                    <m:sty m:val="bi"/>
-                  </m:rPr>
-                  <w:rPr>
-                    <w:rFonts w:ascii="Cambria Math" w:hAnsi="Cambria Math"/>
-                    <w:color w:val="000000" w:themeColor="text1"/>
-                    <w:sz w:val="24"/>
-                    <w:szCs w:val="24"/>
-                  </w:rPr>
-                  <m:t>1</m:t>
-                </m:r>
-              </m:e>
-            </m:nary>
-          </m:e>
-        </m:nary>
-      </m:oMath>
-    </w:p>
-    <w:p>
-      <w:pPr>
-        <w:pStyle w:val="Heading2"/>
-        <w:rPr>
-          <w:color w:val="000000" w:themeColor="text1"/>
-          <w:sz w:val="24"/>
-          <w:szCs w:val="24"/>
-        </w:rPr>
-      </w:pPr>
-      <w:proofErr w:type="gramStart"/>
-      <w:r>
-        <w:rPr>
-          <w:color w:val="000000" w:themeColor="text1"/>
-          <w:sz w:val="24"/>
-          <w:szCs w:val="24"/>
-        </w:rPr>
-        <w:t>T(</w:t>
-      </w:r>
-      <w:proofErr w:type="gramEnd"/>
-      <w:r>
-        <w:rPr>
-          <w:color w:val="000000" w:themeColor="text1"/>
-          <w:sz w:val="24"/>
-          <w:szCs w:val="24"/>
-        </w:rPr>
-        <w:t>n) =</w:t>
-      </w:r>
-      <m:oMath>
-        <m:nary>
-          <m:naryPr>
-            <m:chr m:val="∑"/>
-            <m:grow m:val="1"/>
-            <m:ctrlPr>
-              <w:rPr>
-                <w:rFonts w:ascii="Cambria Math" w:hAnsi="Cambria Math"/>
-                <w:color w:val="000000" w:themeColor="text1"/>
-                <w:sz w:val="24"/>
-                <w:szCs w:val="24"/>
-              </w:rPr>
-            </m:ctrlPr>
-          </m:naryPr>
-          <m:sub>
-            <m:r>
-              <m:rPr>
-                <m:sty m:val="bi"/>
-              </m:rPr>
-              <w:rPr>
-                <w:rFonts w:ascii="Cambria Math" w:eastAsia="Cambria Math" w:hAnsi="Cambria Math" w:cs="Times New Roman"/>
-                <w:color w:val="000000" w:themeColor="text1"/>
-                <w:sz w:val="24"/>
-                <w:szCs w:val="24"/>
-              </w:rPr>
-              <m:t>end=start</m:t>
-            </m:r>
-          </m:sub>
-          <m:sup>
-            <m:r>
-              <m:rPr>
-                <m:sty m:val="bi"/>
-              </m:rPr>
-              <w:rPr>
-                <w:rFonts w:ascii="Cambria Math" w:eastAsia="Cambria Math" w:hAnsi="Cambria Math" w:cs="Cambria Math"/>
-                <w:color w:val="000000" w:themeColor="text1"/>
-                <w:sz w:val="24"/>
-                <w:szCs w:val="24"/>
-              </w:rPr>
-              <m:t>n-1</m:t>
-            </m:r>
-          </m:sup>
-          <m:e>
-            <m:r>
-              <m:rPr>
-                <m:sty m:val="b"/>
-              </m:rPr>
-              <w:rPr>
-                <w:rFonts w:ascii="Cambria Math" w:hAnsi="Cambria Math"/>
-                <w:color w:val="000000" w:themeColor="text1"/>
-                <w:sz w:val="24"/>
-                <w:szCs w:val="24"/>
-              </w:rPr>
-              <m:t>1=(n-start)</m:t>
-            </m:r>
-          </m:e>
-        </m:nary>
-      </m:oMath>
-    </w:p>
-    <w:p>
-      <w:pPr>
-        <w:pStyle w:val="Heading2"/>
-        <w:rPr>
-          <w:color w:val="000000" w:themeColor="text1"/>
-          <w:sz w:val="24"/>
-          <w:szCs w:val="24"/>
-        </w:rPr>
-      </w:pPr>
-      <w:proofErr w:type="gramStart"/>
-      <w:r>
-        <w:rPr>
-          <w:color w:val="000000" w:themeColor="text1"/>
-          <w:sz w:val="24"/>
-          <w:szCs w:val="24"/>
-        </w:rPr>
-        <w:t>T(</w:t>
-      </w:r>
-      <w:proofErr w:type="gramEnd"/>
-      <w:r>
-        <w:rPr>
-          <w:color w:val="000000" w:themeColor="text1"/>
-          <w:sz w:val="24"/>
-          <w:szCs w:val="24"/>
-        </w:rPr>
-        <w:t>n) = ∑ n -∑start</w:t>
-      </w:r>
-    </w:p>
-    <w:p>
-      <w:pPr>
-        <w:pStyle w:val="Heading2"/>
-        <w:rPr>
-          <w:color w:val="000000" w:themeColor="text1"/>
-          <w:sz w:val="24"/>
-          <w:szCs w:val="24"/>
-        </w:rPr>
-      </w:pPr>
-      <w:proofErr w:type="gramStart"/>
-      <w:r>
-        <w:rPr>
-          <w:color w:val="000000" w:themeColor="text1"/>
-          <w:sz w:val="24"/>
-          <w:szCs w:val="24"/>
-        </w:rPr>
-        <w:t>T(</w:t>
-      </w:r>
-      <w:proofErr w:type="gramEnd"/>
-      <w:r>
-        <w:rPr>
-          <w:color w:val="000000" w:themeColor="text1"/>
-          <w:sz w:val="24"/>
-          <w:szCs w:val="24"/>
-        </w:rPr>
-        <w:t>n)</w:t>
-      </w:r>
-      <m:oMath>
-        <m:r>
-          <m:rPr>
-            <m:sty m:val="bi"/>
-          </m:rPr>
-          <w:rPr>
-            <w:rFonts w:ascii="Cambria Math" w:eastAsia="Cambria Math" w:hAnsi="Cambria Math" w:cs="Cambria Math"/>
-            <w:color w:val="000000" w:themeColor="text1"/>
-            <w:sz w:val="24"/>
-            <w:szCs w:val="24"/>
-          </w:rPr>
-          <m:t>=</m:t>
-        </m:r>
-        <m:nary>
-          <m:naryPr>
-            <m:chr m:val="∑"/>
-            <m:grow m:val="1"/>
-            <m:ctrlPr>
-              <w:rPr>
-                <w:rFonts w:ascii="Cambria Math" w:hAnsi="Cambria Math"/>
-                <w:color w:val="000000" w:themeColor="text1"/>
-                <w:sz w:val="24"/>
-                <w:szCs w:val="24"/>
-              </w:rPr>
-            </m:ctrlPr>
-          </m:naryPr>
-          <m:sub>
-            <m:r>
-              <m:rPr>
-                <m:sty m:val="bi"/>
-              </m:rPr>
-              <w:rPr>
-                <w:rFonts w:ascii="Cambria Math" w:eastAsia="Cambria Math" w:hAnsi="Cambria Math" w:cs="Cambria Math"/>
-                <w:color w:val="000000" w:themeColor="text1"/>
-                <w:sz w:val="24"/>
-                <w:szCs w:val="24"/>
-              </w:rPr>
-              <m:t>start=0</m:t>
-            </m:r>
-          </m:sub>
-          <m:sup>
-            <m:r>
-              <m:rPr>
-                <m:sty m:val="bi"/>
-              </m:rPr>
-              <w:rPr>
-                <w:rFonts w:ascii="Cambria Math" w:eastAsia="Cambria Math" w:hAnsi="Cambria Math" w:cs="Cambria Math"/>
-                <w:color w:val="000000" w:themeColor="text1"/>
-                <w:sz w:val="24"/>
-                <w:szCs w:val="24"/>
-              </w:rPr>
-              <m:t>n-1</m:t>
-            </m:r>
-          </m:sup>
-          <m:e>
-            <m:r>
-              <m:rPr>
-                <m:sty m:val="b"/>
-              </m:rPr>
-              <w:rPr>
-                <w:rFonts w:ascii="Cambria Math" w:hAnsi="Cambria Math"/>
-                <w:color w:val="000000" w:themeColor="text1"/>
-                <w:sz w:val="24"/>
-                <w:szCs w:val="24"/>
-              </w:rPr>
-              <m:t xml:space="preserve">n= </m:t>
-            </m:r>
-          </m:e>
-        </m:nary>
-      </m:oMath>
-      <w:r>
-        <w:rPr>
-          <w:color w:val="000000" w:themeColor="text1"/>
-          <w:sz w:val="24"/>
-          <w:szCs w:val="24"/>
-        </w:rPr>
-        <w:t xml:space="preserve"> </w:t>
-      </w:r>
-      <m:oMath>
-        <m:sSup>
-          <m:sSupPr>
-            <m:ctrlPr>
-              <w:rPr>
-                <w:rFonts w:ascii="Cambria Math" w:hAnsi="Cambria Math"/>
-                <w:i/>
-                <w:color w:val="000000" w:themeColor="text1"/>
-                <w:sz w:val="24"/>
-                <w:szCs w:val="24"/>
-              </w:rPr>
-            </m:ctrlPr>
-          </m:sSupPr>
-          <m:e>
-            <m:r>
-              <m:rPr>
-                <m:sty m:val="bi"/>
-              </m:rPr>
-              <w:rPr>
-                <w:rFonts w:ascii="Cambria Math" w:hAnsi="Cambria Math"/>
-                <w:color w:val="000000" w:themeColor="text1"/>
-                <w:sz w:val="24"/>
-                <w:szCs w:val="24"/>
-              </w:rPr>
-              <m:t>n</m:t>
-            </m:r>
-          </m:e>
-          <m:sup>
-            <m:r>
-              <m:rPr>
-                <m:sty m:val="bi"/>
-              </m:rPr>
-              <w:rPr>
-                <w:rFonts w:ascii="Cambria Math" w:hAnsi="Cambria Math"/>
-                <w:color w:val="000000" w:themeColor="text1"/>
-                <w:sz w:val="24"/>
-                <w:szCs w:val="24"/>
-              </w:rPr>
-              <m:t>2</m:t>
-            </m:r>
-          </m:sup>
-        </m:sSup>
-      </m:oMath>
-      <w:r>
-        <w:rPr>
-          <w:color w:val="000000" w:themeColor="text1"/>
-          <w:sz w:val="24"/>
-          <w:szCs w:val="24"/>
-        </w:rPr>
-        <w:t xml:space="preserve">            </w:t>
-      </w:r>
-      <m:oMath>
-        <m:nary>
-          <m:naryPr>
-            <m:chr m:val="∑"/>
-            <m:grow m:val="1"/>
-            <m:ctrlPr>
-              <w:rPr>
-                <w:rFonts w:ascii="Cambria Math" w:hAnsi="Cambria Math"/>
-                <w:color w:val="000000" w:themeColor="text1"/>
-                <w:sz w:val="24"/>
-                <w:szCs w:val="24"/>
-              </w:rPr>
-            </m:ctrlPr>
-          </m:naryPr>
-          <m:sub>
-            <m:r>
-              <m:rPr>
-                <m:sty m:val="bi"/>
-              </m:rPr>
-              <w:rPr>
-                <w:rFonts w:ascii="Cambria Math" w:eastAsia="Cambria Math" w:hAnsi="Cambria Math" w:cs="Cambria Math"/>
-                <w:color w:val="000000" w:themeColor="text1"/>
-                <w:sz w:val="24"/>
-                <w:szCs w:val="24"/>
-              </w:rPr>
-              <m:t>start=0</m:t>
-            </m:r>
-          </m:sub>
-          <m:sup>
-            <m:r>
-              <m:rPr>
-                <m:sty m:val="bi"/>
-              </m:rPr>
-              <w:rPr>
-                <w:rFonts w:ascii="Cambria Math" w:eastAsia="Cambria Math" w:hAnsi="Cambria Math" w:cs="Cambria Math"/>
-                <w:color w:val="000000" w:themeColor="text1"/>
-                <w:sz w:val="24"/>
-                <w:szCs w:val="24"/>
-              </w:rPr>
-              <m:t>n-1</m:t>
-            </m:r>
-          </m:sup>
-          <m:e>
-            <m:r>
-              <m:rPr>
-                <m:sty m:val="b"/>
-              </m:rPr>
-              <w:rPr>
-                <w:rFonts w:ascii="Cambria Math" w:hAnsi="Cambria Math"/>
-                <w:color w:val="000000" w:themeColor="text1"/>
-                <w:sz w:val="24"/>
-                <w:szCs w:val="24"/>
-              </w:rPr>
-              <m:t xml:space="preserve">start= </m:t>
-            </m:r>
-          </m:e>
-        </m:nary>
-        <m:f>
-          <m:fPr>
-            <m:ctrlPr>
-              <w:rPr>
-                <w:rFonts w:ascii="Cambria Math" w:hAnsi="Cambria Math"/>
-                <w:color w:val="000000" w:themeColor="text1"/>
-                <w:sz w:val="24"/>
-                <w:szCs w:val="24"/>
-              </w:rPr>
-            </m:ctrlPr>
-          </m:fPr>
-          <m:num>
-            <m:r>
-              <m:rPr>
-                <m:sty m:val="bi"/>
-              </m:rPr>
-              <w:rPr>
-                <w:rFonts w:ascii="Cambria Math" w:hAnsi="Cambria Math"/>
-                <w:color w:val="000000" w:themeColor="text1"/>
-                <w:sz w:val="24"/>
-                <w:szCs w:val="24"/>
-              </w:rPr>
-              <m:t>n</m:t>
-            </m:r>
-            <m:d>
-              <m:dPr>
-                <m:ctrlPr>
-                  <w:rPr>
-                    <w:rFonts w:ascii="Cambria Math" w:hAnsi="Cambria Math"/>
-                    <w:color w:val="000000" w:themeColor="text1"/>
-                    <w:sz w:val="24"/>
-                    <w:szCs w:val="24"/>
-                  </w:rPr>
-                </m:ctrlPr>
-              </m:dPr>
-              <m:e>
-                <m:r>
-                  <m:rPr>
-                    <m:sty m:val="bi"/>
-                  </m:rPr>
-                  <w:rPr>
-                    <w:rFonts w:ascii="Cambria Math" w:hAnsi="Cambria Math"/>
-                    <w:color w:val="000000" w:themeColor="text1"/>
-                    <w:sz w:val="24"/>
-                    <w:szCs w:val="24"/>
-                  </w:rPr>
-                  <m:t>n-1</m:t>
-                </m:r>
-              </m:e>
-            </m:d>
-          </m:num>
-          <m:den>
-            <m:r>
-              <m:rPr>
-                <m:sty m:val="bi"/>
-              </m:rPr>
-              <w:rPr>
-                <w:rFonts w:ascii="Cambria Math" w:hAnsi="Cambria Math"/>
-                <w:color w:val="000000" w:themeColor="text1"/>
-                <w:sz w:val="24"/>
-                <w:szCs w:val="24"/>
-              </w:rPr>
-              <m:t>2</m:t>
-            </m:r>
-          </m:den>
-        </m:f>
-      </m:oMath>
-    </w:p>
-    <w:p>
-      <w:pPr>
-        <w:pStyle w:val="Heading2"/>
-        <w:rPr>
-          <w:color w:val="000000" w:themeColor="text1"/>
-          <w:sz w:val="24"/>
-          <w:szCs w:val="24"/>
-        </w:rPr>
-      </w:pPr>
-      <w:proofErr w:type="gramStart"/>
-      <w:r>
-        <w:rPr>
-          <w:color w:val="000000" w:themeColor="text1"/>
-          <w:sz w:val="24"/>
-          <w:szCs w:val="24"/>
-        </w:rPr>
-        <w:t>T(</w:t>
-      </w:r>
-      <w:proofErr w:type="gramEnd"/>
-      <w:r>
-        <w:rPr>
-          <w:color w:val="000000" w:themeColor="text1"/>
-          <w:sz w:val="24"/>
-          <w:szCs w:val="24"/>
-        </w:rPr>
-        <w:t xml:space="preserve">n) =  </w:t>
-      </w:r>
-      <m:oMath>
-        <m:sSup>
-          <m:sSupPr>
-            <m:ctrlPr>
-              <w:rPr>
-                <w:rFonts w:ascii="Cambria Math" w:hAnsi="Cambria Math"/>
-                <w:i/>
-                <w:color w:val="000000" w:themeColor="text1"/>
-                <w:sz w:val="24"/>
-                <w:szCs w:val="24"/>
-              </w:rPr>
-            </m:ctrlPr>
-          </m:sSupPr>
-          <m:e>
-            <m:r>
-              <m:rPr>
-                <m:sty m:val="bi"/>
-              </m:rPr>
-              <w:rPr>
-                <w:rFonts w:ascii="Cambria Math" w:hAnsi="Cambria Math"/>
-                <w:color w:val="000000" w:themeColor="text1"/>
-                <w:sz w:val="24"/>
-                <w:szCs w:val="24"/>
-              </w:rPr>
-              <m:t>n</m:t>
-            </m:r>
-          </m:e>
-          <m:sup>
-            <m:r>
-              <m:rPr>
-                <m:sty m:val="bi"/>
-              </m:rPr>
-              <w:rPr>
-                <w:rFonts w:ascii="Cambria Math" w:hAnsi="Cambria Math"/>
-                <w:color w:val="000000" w:themeColor="text1"/>
-                <w:sz w:val="24"/>
-                <w:szCs w:val="24"/>
-              </w:rPr>
-              <m:t>2</m:t>
-            </m:r>
-          </m:sup>
-        </m:sSup>
-      </m:oMath>
-      <w:r>
-        <w:rPr>
-          <w:color w:val="000000" w:themeColor="text1"/>
-          <w:sz w:val="24"/>
-          <w:szCs w:val="24"/>
-        </w:rPr>
-        <w:t xml:space="preserve">-  </w:t>
-      </w:r>
-      <m:oMath>
-        <m:f>
-          <m:fPr>
-            <m:ctrlPr>
-              <w:rPr>
-                <w:rFonts w:ascii="Cambria Math" w:hAnsi="Cambria Math"/>
-                <w:color w:val="000000" w:themeColor="text1"/>
-                <w:sz w:val="24"/>
-                <w:szCs w:val="24"/>
-              </w:rPr>
-            </m:ctrlPr>
-          </m:fPr>
-          <m:num>
-            <m:r>
-              <m:rPr>
-                <m:sty m:val="bi"/>
-              </m:rPr>
-              <w:rPr>
-                <w:rFonts w:ascii="Cambria Math" w:hAnsi="Cambria Math"/>
-                <w:color w:val="000000" w:themeColor="text1"/>
-                <w:sz w:val="24"/>
-                <w:szCs w:val="24"/>
-              </w:rPr>
-              <m:t>n</m:t>
-            </m:r>
-            <m:d>
-              <m:dPr>
-                <m:ctrlPr>
-                  <w:rPr>
-                    <w:rFonts w:ascii="Cambria Math" w:hAnsi="Cambria Math"/>
-                    <w:color w:val="000000" w:themeColor="text1"/>
-                    <w:sz w:val="24"/>
-                    <w:szCs w:val="24"/>
-                  </w:rPr>
-                </m:ctrlPr>
-              </m:dPr>
-              <m:e>
-                <m:r>
-                  <m:rPr>
-                    <m:sty m:val="bi"/>
-                  </m:rPr>
-                  <w:rPr>
-                    <w:rFonts w:ascii="Cambria Math" w:hAnsi="Cambria Math"/>
-                    <w:color w:val="000000" w:themeColor="text1"/>
-                    <w:sz w:val="24"/>
-                    <w:szCs w:val="24"/>
-                  </w:rPr>
-                  <m:t>n-1</m:t>
-                </m:r>
-              </m:e>
-            </m:d>
-          </m:num>
-          <m:den>
-            <m:r>
-              <m:rPr>
-                <m:sty m:val="bi"/>
-              </m:rPr>
-              <w:rPr>
-                <w:rFonts w:ascii="Cambria Math" w:hAnsi="Cambria Math"/>
-                <w:color w:val="000000" w:themeColor="text1"/>
-                <w:sz w:val="24"/>
-                <w:szCs w:val="24"/>
-              </w:rPr>
-              <m:t>2</m:t>
-            </m:r>
-          </m:den>
-        </m:f>
-      </m:oMath>
-      <w:r>
-        <w:rPr>
-          <w:color w:val="000000" w:themeColor="text1"/>
-          <w:sz w:val="24"/>
-          <w:szCs w:val="24"/>
-        </w:rPr>
-        <w:t xml:space="preserve">  =  </w:t>
-      </w:r>
-      <m:oMath>
-        <m:f>
-          <m:fPr>
-            <m:ctrlPr>
-              <w:rPr>
-                <w:rFonts w:ascii="Cambria Math" w:hAnsi="Cambria Math"/>
-                <w:color w:val="000000" w:themeColor="text1"/>
-                <w:sz w:val="24"/>
-                <w:szCs w:val="24"/>
-              </w:rPr>
-            </m:ctrlPr>
-          </m:fPr>
-          <m:num>
-            <m:sSup>
-              <m:sSupPr>
-                <m:ctrlPr>
-                  <w:rPr>
-                    <w:rFonts w:ascii="Cambria Math" w:hAnsi="Cambria Math"/>
-                    <w:i/>
-                    <w:color w:val="000000" w:themeColor="text1"/>
-                    <w:sz w:val="24"/>
-                    <w:szCs w:val="24"/>
-                  </w:rPr>
-                </m:ctrlPr>
-              </m:sSupPr>
-              <m:e>
-                <m:r>
-                  <m:rPr>
-                    <m:sty m:val="bi"/>
-                  </m:rPr>
-                  <w:rPr>
-                    <w:rFonts w:ascii="Cambria Math" w:hAnsi="Cambria Math"/>
-                    <w:color w:val="000000" w:themeColor="text1"/>
-                    <w:sz w:val="24"/>
-                    <w:szCs w:val="24"/>
-                  </w:rPr>
-                  <m:t>n</m:t>
-                </m:r>
-              </m:e>
-              <m:sup>
-                <m:r>
-                  <m:rPr>
-                    <m:sty m:val="bi"/>
-                  </m:rPr>
-                  <w:rPr>
-                    <w:rFonts w:ascii="Cambria Math" w:hAnsi="Cambria Math"/>
-                    <w:color w:val="000000" w:themeColor="text1"/>
-                    <w:sz w:val="24"/>
-                    <w:szCs w:val="24"/>
-                  </w:rPr>
-                  <m:t>2</m:t>
-                </m:r>
-              </m:sup>
-            </m:sSup>
-            <m:r>
-              <m:rPr>
-                <m:sty m:val="bi"/>
-              </m:rPr>
-              <w:rPr>
-                <w:rFonts w:ascii="Cambria Math" w:hAnsi="Cambria Math"/>
-                <w:color w:val="000000" w:themeColor="text1"/>
-                <w:sz w:val="24"/>
-                <w:szCs w:val="24"/>
-              </w:rPr>
-              <m:t>+n</m:t>
-            </m:r>
-          </m:num>
-          <m:den>
-            <m:r>
-              <m:rPr>
-                <m:sty m:val="bi"/>
-              </m:rPr>
-              <w:rPr>
-                <w:rFonts w:ascii="Cambria Math" w:hAnsi="Cambria Math"/>
-                <w:color w:val="000000" w:themeColor="text1"/>
-                <w:sz w:val="24"/>
-                <w:szCs w:val="24"/>
-              </w:rPr>
-              <m:t>2</m:t>
-            </m:r>
-          </m:den>
-        </m:f>
-      </m:oMath>
-      <w:r>
-        <w:rPr>
-          <w:color w:val="000000" w:themeColor="text1"/>
-          <w:sz w:val="24"/>
-          <w:szCs w:val="24"/>
-        </w:rPr>
-        <w:t xml:space="preserve"> </w:t>
-      </w:r>
-    </w:p>
-    <w:p>
-      <w:pPr>
-        <w:pStyle w:val="Heading2"/>
-        <w:rPr>
-          <w:color w:val="000000" w:themeColor="text1"/>
-          <w:sz w:val="24"/>
-          <w:szCs w:val="24"/>
-        </w:rPr>
-      </w:pPr>
-      <w:proofErr w:type="gramStart"/>
-      <w:r>
-        <w:rPr>
-          <w:color w:val="000000" w:themeColor="text1"/>
-          <w:sz w:val="24"/>
-          <w:szCs w:val="24"/>
-        </w:rPr>
-        <w:t>T(</w:t>
-      </w:r>
-      <w:proofErr w:type="gramEnd"/>
-      <w:r>
-        <w:rPr>
-          <w:color w:val="000000" w:themeColor="text1"/>
-          <w:sz w:val="24"/>
-          <w:szCs w:val="24"/>
-        </w:rPr>
-        <w:t>n)= O(</w:t>
-      </w:r>
-      <m:oMath>
-        <m:sSup>
-          <m:sSupPr>
-            <m:ctrlPr>
-              <w:rPr>
-                <w:rFonts w:ascii="Cambria Math" w:hAnsi="Cambria Math"/>
-                <w:i/>
-                <w:color w:val="000000" w:themeColor="text1"/>
-                <w:sz w:val="24"/>
-                <w:szCs w:val="24"/>
-              </w:rPr>
-            </m:ctrlPr>
-          </m:sSupPr>
-          <m:e>
-            <m:r>
-              <m:rPr>
-                <m:sty m:val="bi"/>
-              </m:rPr>
-              <w:rPr>
-                <w:rFonts w:ascii="Cambria Math" w:hAnsi="Cambria Math"/>
-                <w:color w:val="000000" w:themeColor="text1"/>
-                <w:sz w:val="24"/>
-                <w:szCs w:val="24"/>
-              </w:rPr>
-              <m:t>n</m:t>
-            </m:r>
-          </m:e>
-          <m:sup>
-            <m:r>
-              <m:rPr>
-                <m:sty m:val="bi"/>
-              </m:rPr>
-              <w:rPr>
-                <w:rFonts w:ascii="Cambria Math" w:hAnsi="Cambria Math"/>
-                <w:color w:val="000000" w:themeColor="text1"/>
-                <w:sz w:val="24"/>
-                <w:szCs w:val="24"/>
-              </w:rPr>
-              <m:t>2</m:t>
-            </m:r>
-          </m:sup>
-        </m:sSup>
-      </m:oMath>
-      <w:r>
-        <w:rPr>
-          <w:color w:val="000000" w:themeColor="text1"/>
-          <w:sz w:val="24"/>
-          <w:szCs w:val="24"/>
-        </w:rPr>
-        <w:t>)</w:t>
-      </w:r>
-    </w:p>
-    <w:p>
-      <w:pPr>
-        <w:pStyle w:val="Heading2"/>
-        <w:rPr>
-          <w:color w:val="7030A0"/>
-        </w:rPr>
-      </w:pPr>
+          <w:color w:val="7030A0"/>
+        </w:rPr>
+      </w:pPr>
+      <w:r>
+        <w:rPr>
+          <w:noProof/>
+          <w:color w:val="7030A0"/>
+        </w:rPr>
+        <w:drawing>
+          <wp:inline distT="0" distB="0" distL="0" distR="0">
+            <wp:extent cx="4876800" cy="3990109"/>
+            <wp:effectExtent l="0" t="0" r="0" b="0"/>
+            <wp:docPr id="4" name="Picture 4"/>
+            <wp:cNvGraphicFramePr>
+              <a:graphicFrameLocks xmlns:a="http://schemas.openxmlformats.org/drawingml/2006/main" noChangeAspect="1"/>
+            </wp:cNvGraphicFramePr>
+            <a:graphic xmlns:a="http://schemas.openxmlformats.org/drawingml/2006/main">
+              <a:graphicData uri="http://schemas.openxmlformats.org/drawingml/2006/picture">
+                <pic:pic xmlns:pic="http://schemas.openxmlformats.org/drawingml/2006/picture">
+                  <pic:nvPicPr>
+                    <pic:cNvPr id="4" name="screencapture-file-C-Users-Alaa-Downloads-an2-pdf-2026-05-13-21_28_57.png"/>
+                    <pic:cNvPicPr/>
+                  </pic:nvPicPr>
+                  <pic:blipFill rotWithShape="1">
+                    <a:blip r:embed="rId11">
+                      <a:extLst>
+                        <a:ext uri="{28A0092B-C50C-407E-A947-70E740481C1C}">
+                          <a14:useLocalDpi xmlns:a14="http://schemas.microsoft.com/office/drawing/2010/main" val="0"/>
+                        </a:ext>
+                      </a:extLst>
+                    </a:blip>
+                    <a:srcRect l="34987" t="10713" r="35326" b="8975"/>
+                    <a:stretch/>
+                  </pic:blipFill>
+                  <pic:spPr bwMode="auto">
+                    <a:xfrm>
+                      <a:off x="0" y="0"/>
+                      <a:ext cx="4919404" cy="4024967"/>
+                    </a:xfrm>
+                    <a:prstGeom prst="rect">
+                      <a:avLst/>
+                    </a:prstGeom>
+                    <a:ln>
+                      <a:noFill/>
+                    </a:ln>
+                    <a:extLst>
+                      <a:ext uri="{53640926-AAD7-44D8-BBD7-CCE9431645EC}">
+                        <a14:shadowObscured xmlns:a14="http://schemas.microsoft.com/office/drawing/2010/main"/>
+                      </a:ext>
+                    </a:extLst>
+                  </pic:spPr>
+                </pic:pic>
+              </a:graphicData>
+            </a:graphic>
+          </wp:inline>
+        </w:drawing>
+      </w:r>
     </w:p>
     <w:p>
       <w:pPr>
@@ -2773,30 +2022,6 @@
           <w:color w:val="7030A0"/>
         </w:rPr>
       </w:pPr>
-    </w:p>
-    <w:p>
-      <w:pPr>
-        <w:pStyle w:val="Heading1"/>
-        <w:rPr>
-          <w:color w:val="7030A0"/>
-        </w:rPr>
-      </w:pPr>
-    </w:p>
-    <w:p>
-      <w:pPr>
-        <w:pStyle w:val="Heading1"/>
-        <w:rPr>
-          <w:color w:val="7030A0"/>
-        </w:rPr>
-      </w:pPr>
-    </w:p>
-    <w:p>
-      <w:pPr>
-        <w:pStyle w:val="Heading1"/>
-        <w:rPr>
-          <w:color w:val="7030A0"/>
-        </w:rPr>
-      </w:pPr>
       <w:r>
         <w:rPr>
           <w:color w:val="7030A0"/>
@@ -2821,19 +2046,11 @@
           <w:rtl/>
         </w:rPr>
       </w:pPr>
-      <w:proofErr w:type="gramStart"/>
-      <w:r>
-        <w:rPr>
-          <w:color w:val="7030A0"/>
-        </w:rPr>
-        <w:t>2.1  Pseudo</w:t>
-      </w:r>
-      <w:proofErr w:type="gramEnd"/>
-      <w:r>
-        <w:rPr>
-          <w:color w:val="7030A0"/>
-        </w:rPr>
-        <w:t xml:space="preserve"> Code</w:t>
+      <w:r>
+        <w:rPr>
+          <w:color w:val="7030A0"/>
+        </w:rPr>
+        <w:t>2.1  Pseudo Code</w:t>
       </w:r>
     </w:p>
     <w:p>
@@ -2855,35 +2072,307 @@
         <w:rPr>
           <w:color w:val="000000" w:themeColor="text1"/>
         </w:rPr>
-        <w:t xml:space="preserve">1. </w:t>
-      </w:r>
-      <w:proofErr w:type="gramStart"/>
-      <w:r>
-        <w:rPr>
-          <w:color w:val="000000" w:themeColor="text1"/>
-        </w:rPr>
-        <w:t>algorithm</w:t>
-      </w:r>
-      <w:proofErr w:type="gramEnd"/>
+        <w:t>1. algorithm IsBalanced(s, l</w:t>
+      </w:r>
+      <w:r>
+        <w:rPr>
+          <w:color w:val="000000" w:themeColor="text1"/>
+        </w:rPr>
+        <w:t>eft</w:t>
+      </w:r>
+      <w:r>
+        <w:rPr>
+          <w:color w:val="000000" w:themeColor="text1"/>
+        </w:rPr>
+        <w:t>, r</w:t>
+      </w:r>
+      <w:r>
+        <w:rPr>
+          <w:color w:val="000000" w:themeColor="text1"/>
+        </w:rPr>
+        <w:t>ight</w:t>
+      </w:r>
+      <w:r>
+        <w:rPr>
+          <w:color w:val="000000" w:themeColor="text1"/>
+        </w:rPr>
+        <w:t>)</w:t>
+      </w:r>
+    </w:p>
+    <w:p>
+      <w:pPr>
+        <w:pStyle w:val="Heading3"/>
+        <w:rPr>
+          <w:color w:val="000000" w:themeColor="text1"/>
+        </w:rPr>
+      </w:pPr>
+      <w:r>
+        <w:rPr>
+          <w:color w:val="000000" w:themeColor="text1"/>
+        </w:rPr>
+        <w:t>2. {</w:t>
+      </w:r>
+    </w:p>
+    <w:p>
+      <w:pPr>
+        <w:pStyle w:val="Heading3"/>
+        <w:rPr>
+          <w:color w:val="000000" w:themeColor="text1"/>
+        </w:rPr>
+      </w:pPr>
+      <w:r>
+        <w:rPr>
+          <w:color w:val="000000" w:themeColor="text1"/>
+        </w:rPr>
+        <w:t>3. c1 := 0; c2 := 0; c</w:t>
+      </w:r>
+      <w:r>
+        <w:rPr>
+          <w:color w:val="000000" w:themeColor="text1"/>
+        </w:rPr>
+        <w:t>ou</w:t>
+      </w:r>
+      <w:r>
+        <w:rPr>
+          <w:color w:val="000000" w:themeColor="text1"/>
+        </w:rPr>
+        <w:t>nt</w:t>
+      </w:r>
+      <w:r>
+        <w:rPr>
+          <w:color w:val="000000" w:themeColor="text1"/>
+        </w:rPr>
+        <w:t>C</w:t>
+      </w:r>
+      <w:r>
+        <w:rPr>
+          <w:color w:val="000000" w:themeColor="text1"/>
+        </w:rPr>
+        <w:t>1 := 0; c</w:t>
+      </w:r>
+      <w:r>
+        <w:rPr>
+          <w:color w:val="000000" w:themeColor="text1"/>
+        </w:rPr>
+        <w:t>ou</w:t>
+      </w:r>
+      <w:r>
+        <w:rPr>
+          <w:color w:val="000000" w:themeColor="text1"/>
+        </w:rPr>
+        <w:t>nt</w:t>
+      </w:r>
+      <w:r>
+        <w:rPr>
+          <w:color w:val="000000" w:themeColor="text1"/>
+        </w:rPr>
+        <w:t>C</w:t>
+      </w:r>
+      <w:r>
+        <w:rPr>
+          <w:color w:val="000000" w:themeColor="text1"/>
+        </w:rPr>
+        <w:t>2 := 0;</w:t>
+      </w:r>
+    </w:p>
+    <w:p>
+      <w:pPr>
+        <w:pStyle w:val="Heading3"/>
+        <w:rPr>
+          <w:color w:val="000000" w:themeColor="text1"/>
+        </w:rPr>
+      </w:pPr>
+      <w:r>
+        <w:rPr>
+          <w:color w:val="000000" w:themeColor="text1"/>
+        </w:rPr>
+        <w:t>4. for i := l to r do {</w:t>
+      </w:r>
+    </w:p>
+    <w:p>
+      <w:pPr>
+        <w:pStyle w:val="Heading3"/>
+        <w:rPr>
+          <w:color w:val="000000" w:themeColor="text1"/>
+        </w:rPr>
+      </w:pPr>
+      <w:r>
+        <w:rPr>
+          <w:color w:val="000000" w:themeColor="text1"/>
+        </w:rPr>
+        <w:t>5.     currenChar</w:t>
+      </w:r>
+      <w:r>
+        <w:rPr>
+          <w:color w:val="000000" w:themeColor="text1"/>
+        </w:rPr>
+        <w:t>:= s[i];</w:t>
+      </w:r>
+    </w:p>
+    <w:p>
+      <w:pPr>
+        <w:pStyle w:val="Heading3"/>
+        <w:rPr>
+          <w:color w:val="000000" w:themeColor="text1"/>
+        </w:rPr>
+      </w:pPr>
+      <w:r>
+        <w:rPr>
+          <w:color w:val="000000" w:themeColor="text1"/>
+        </w:rPr>
+        <w:t>6.     if currentChar</w:t>
+      </w:r>
+      <w:r>
+        <w:rPr>
+          <w:color w:val="000000" w:themeColor="text1"/>
+        </w:rPr>
+        <w:t xml:space="preserve"> = c1 then c</w:t>
+      </w:r>
+      <w:r>
+        <w:rPr>
+          <w:color w:val="000000" w:themeColor="text1"/>
+        </w:rPr>
+        <w:t>ou</w:t>
+      </w:r>
+      <w:r>
+        <w:rPr>
+          <w:color w:val="000000" w:themeColor="text1"/>
+        </w:rPr>
+        <w:t>nt</w:t>
+      </w:r>
+      <w:r>
+        <w:rPr>
+          <w:color w:val="000000" w:themeColor="text1"/>
+        </w:rPr>
+        <w:t>C</w:t>
+      </w:r>
+      <w:r>
+        <w:rPr>
+          <w:color w:val="000000" w:themeColor="text1"/>
+        </w:rPr>
+        <w:t>1 := c</w:t>
+      </w:r>
+      <w:r>
+        <w:rPr>
+          <w:color w:val="000000" w:themeColor="text1"/>
+        </w:rPr>
+        <w:t>ou</w:t>
+      </w:r>
+      <w:r>
+        <w:rPr>
+          <w:color w:val="000000" w:themeColor="text1"/>
+        </w:rPr>
+        <w:t>nt</w:t>
+      </w:r>
+      <w:r>
+        <w:rPr>
+          <w:color w:val="000000" w:themeColor="text1"/>
+        </w:rPr>
+        <w:t>C</w:t>
+      </w:r>
+      <w:r>
+        <w:rPr>
+          <w:color w:val="000000" w:themeColor="text1"/>
+        </w:rPr>
+        <w:t>1 + 1;</w:t>
+      </w:r>
+    </w:p>
+    <w:p>
+      <w:pPr>
+        <w:pStyle w:val="Heading3"/>
+        <w:rPr>
+          <w:color w:val="000000" w:themeColor="text1"/>
+        </w:rPr>
+      </w:pPr>
+      <w:r>
+        <w:rPr>
+          <w:color w:val="000000" w:themeColor="text1"/>
+        </w:rPr>
+        <w:t>7.     else if</w:t>
+      </w:r>
       <w:r>
         <w:rPr>
           <w:color w:val="000000" w:themeColor="text1"/>
         </w:rPr>
         <w:t xml:space="preserve"> </w:t>
       </w:r>
-      <w:proofErr w:type="spellStart"/>
-      <w:r>
-        <w:rPr>
-          <w:color w:val="000000" w:themeColor="text1"/>
-        </w:rPr>
-        <w:t>IsBalanced</w:t>
-      </w:r>
-      <w:proofErr w:type="spellEnd"/>
-      <w:r>
-        <w:rPr>
-          <w:color w:val="000000" w:themeColor="text1"/>
-        </w:rPr>
-        <w:t>(s, l, r)</w:t>
+      <w:r>
+        <w:rPr>
+          <w:color w:val="000000" w:themeColor="text1"/>
+        </w:rPr>
+        <w:t>currentChar</w:t>
+      </w:r>
+      <w:r>
+        <w:rPr>
+          <w:color w:val="000000" w:themeColor="text1"/>
+        </w:rPr>
+        <w:t xml:space="preserve"> = c1 then c</w:t>
+      </w:r>
+      <w:r>
+        <w:rPr>
+          <w:color w:val="000000" w:themeColor="text1"/>
+        </w:rPr>
+        <w:t>ou</w:t>
+      </w:r>
+      <w:r>
+        <w:rPr>
+          <w:color w:val="000000" w:themeColor="text1"/>
+        </w:rPr>
+        <w:t>nt</w:t>
+      </w:r>
+      <w:r>
+        <w:rPr>
+          <w:color w:val="000000" w:themeColor="text1"/>
+        </w:rPr>
+        <w:t>C</w:t>
+      </w:r>
+      <w:r>
+        <w:rPr>
+          <w:color w:val="000000" w:themeColor="text1"/>
+        </w:rPr>
+        <w:t>2</w:t>
+      </w:r>
+      <w:r>
+        <w:rPr>
+          <w:color w:val="000000" w:themeColor="text1"/>
+        </w:rPr>
+        <w:t xml:space="preserve"> := c</w:t>
+      </w:r>
+      <w:r>
+        <w:rPr>
+          <w:color w:val="000000" w:themeColor="text1"/>
+        </w:rPr>
+        <w:t>ou</w:t>
+      </w:r>
+      <w:r>
+        <w:rPr>
+          <w:color w:val="000000" w:themeColor="text1"/>
+        </w:rPr>
+        <w:t>nt</w:t>
+      </w:r>
+      <w:r>
+        <w:rPr>
+          <w:color w:val="000000" w:themeColor="text1"/>
+        </w:rPr>
+        <w:t>C</w:t>
+      </w:r>
+      <w:r>
+        <w:rPr>
+          <w:color w:val="000000" w:themeColor="text1"/>
+        </w:rPr>
+        <w:t>2</w:t>
+      </w:r>
+      <w:r>
+        <w:rPr>
+          <w:color w:val="000000" w:themeColor="text1"/>
+        </w:rPr>
+        <w:t xml:space="preserve"> + 1;</w:t>
+      </w:r>
+      <w:r>
+        <w:rPr>
+          <w:color w:val="000000" w:themeColor="text1"/>
+        </w:rPr>
+        <w:t>;</w:t>
       </w:r>
     </w:p>
     <w:p>
@@ -2897,7 +2386,55 @@
         <w:rPr>
           <w:color w:val="000000" w:themeColor="text1"/>
         </w:rPr>
-        <w:t>2. {</w:t>
+        <w:t xml:space="preserve">8.     else if c1 = 0 then { c1 := </w:t>
+      </w:r>
+      <w:r>
+        <w:rPr>
+          <w:color w:val="000000" w:themeColor="text1"/>
+        </w:rPr>
+        <w:t>currentC</w:t>
+      </w:r>
+      <w:r>
+        <w:rPr>
+          <w:color w:val="000000" w:themeColor="text1"/>
+        </w:rPr>
+        <w:t>h</w:t>
+      </w:r>
+      <w:r>
+        <w:rPr>
+          <w:color w:val="000000" w:themeColor="text1"/>
+        </w:rPr>
+        <w:t>ar</w:t>
+      </w:r>
+      <w:r>
+        <w:rPr>
+          <w:color w:val="000000" w:themeColor="text1"/>
+        </w:rPr>
+        <w:t>; c</w:t>
+      </w:r>
+      <w:r>
+        <w:rPr>
+          <w:color w:val="000000" w:themeColor="text1"/>
+        </w:rPr>
+        <w:t>ou</w:t>
+      </w:r>
+      <w:r>
+        <w:rPr>
+          <w:color w:val="000000" w:themeColor="text1"/>
+        </w:rPr>
+        <w:t>nt</w:t>
+      </w:r>
+      <w:r>
+        <w:rPr>
+          <w:color w:val="000000" w:themeColor="text1"/>
+        </w:rPr>
+        <w:t>C</w:t>
+      </w:r>
+      <w:r>
+        <w:rPr>
+          <w:color w:val="000000" w:themeColor="text1"/>
+        </w:rPr>
+        <w:t>1 := 1; }</w:t>
       </w:r>
     </w:p>
     <w:p>
@@ -2911,21 +2448,55 @@
         <w:rPr>
           <w:color w:val="000000" w:themeColor="text1"/>
         </w:rPr>
-        <w:t xml:space="preserve">3. </w:t>
-      </w:r>
-      <w:proofErr w:type="gramStart"/>
-      <w:r>
-        <w:rPr>
-          <w:color w:val="000000" w:themeColor="text1"/>
-        </w:rPr>
-        <w:t>c1 :</w:t>
-      </w:r>
-      <w:proofErr w:type="gramEnd"/>
-      <w:r>
-        <w:rPr>
-          <w:color w:val="000000" w:themeColor="text1"/>
-        </w:rPr>
-        <w:t>= 0; c2 := 0; cnt1 := 0; cnt2 := 0;</w:t>
+        <w:t xml:space="preserve">9.     else if c2 = 0 then { c2 := </w:t>
+      </w:r>
+      <w:r>
+        <w:rPr>
+          <w:color w:val="000000" w:themeColor="text1"/>
+        </w:rPr>
+        <w:t>currentC</w:t>
+      </w:r>
+      <w:r>
+        <w:rPr>
+          <w:color w:val="000000" w:themeColor="text1"/>
+        </w:rPr>
+        <w:t>h</w:t>
+      </w:r>
+      <w:r>
+        <w:rPr>
+          <w:color w:val="000000" w:themeColor="text1"/>
+        </w:rPr>
+        <w:t>ar</w:t>
+      </w:r>
+      <w:r>
+        <w:rPr>
+          <w:color w:val="000000" w:themeColor="text1"/>
+        </w:rPr>
+        <w:t>; c</w:t>
+      </w:r>
+      <w:r>
+        <w:rPr>
+          <w:color w:val="000000" w:themeColor="text1"/>
+        </w:rPr>
+        <w:t>ou</w:t>
+      </w:r>
+      <w:r>
+        <w:rPr>
+          <w:color w:val="000000" w:themeColor="text1"/>
+        </w:rPr>
+        <w:t>ntC2:=</w:t>
+      </w:r>
+      <w:r>
+        <w:rPr>
+          <w:color w:val="000000" w:themeColor="text1"/>
+        </w:rPr>
+        <w:t xml:space="preserve"> </w:t>
+      </w:r>
+      <w:r>
+        <w:rPr>
+          <w:color w:val="000000" w:themeColor="text1"/>
+        </w:rPr>
+        <w:t>1; }</w:t>
       </w:r>
     </w:p>
     <w:p>
@@ -2939,29 +2510,7 @@
         <w:rPr>
           <w:color w:val="000000" w:themeColor="text1"/>
         </w:rPr>
-        <w:t xml:space="preserve">4. for </w:t>
-      </w:r>
-      <w:proofErr w:type="spellStart"/>
-      <w:proofErr w:type="gramStart"/>
-      <w:r>
-        <w:rPr>
-          <w:color w:val="000000" w:themeColor="text1"/>
-        </w:rPr>
-        <w:t>i</w:t>
-      </w:r>
-      <w:proofErr w:type="spellEnd"/>
-      <w:r>
-        <w:rPr>
-          <w:color w:val="000000" w:themeColor="text1"/>
-        </w:rPr>
-        <w:t xml:space="preserve"> :=</w:t>
-      </w:r>
-      <w:proofErr w:type="gramEnd"/>
-      <w:r>
-        <w:rPr>
-          <w:color w:val="000000" w:themeColor="text1"/>
-        </w:rPr>
-        <w:t xml:space="preserve"> l to r do {</w:t>
+        <w:t>10.    else return FALSE;</w:t>
       </w:r>
     </w:p>
     <w:p>
@@ -2975,37 +2524,7 @@
         <w:rPr>
           <w:color w:val="000000" w:themeColor="text1"/>
         </w:rPr>
-        <w:t xml:space="preserve">5.     </w:t>
-      </w:r>
-      <w:proofErr w:type="spellStart"/>
-      <w:proofErr w:type="gramStart"/>
-      <w:r>
-        <w:rPr>
-          <w:color w:val="000000" w:themeColor="text1"/>
-        </w:rPr>
-        <w:t>ch</w:t>
-      </w:r>
-      <w:proofErr w:type="spellEnd"/>
-      <w:proofErr w:type="gramEnd"/>
-      <w:r>
-        <w:rPr>
-          <w:color w:val="000000" w:themeColor="text1"/>
-        </w:rPr>
-        <w:t xml:space="preserve"> := s[</w:t>
-      </w:r>
-      <w:proofErr w:type="spellStart"/>
-      <w:r>
-        <w:rPr>
-          <w:color w:val="000000" w:themeColor="text1"/>
-        </w:rPr>
-        <w:t>i</w:t>
-      </w:r>
-      <w:proofErr w:type="spellEnd"/>
-      <w:r>
-        <w:rPr>
-          <w:color w:val="000000" w:themeColor="text1"/>
-        </w:rPr>
-        <w:t>];</w:t>
+        <w:t>11. }</w:t>
       </w:r>
     </w:p>
     <w:p>
@@ -3019,35 +2538,174 @@
         <w:rPr>
           <w:color w:val="000000" w:themeColor="text1"/>
         </w:rPr>
-        <w:t xml:space="preserve">6.     </w:t>
-      </w:r>
-      <w:proofErr w:type="gramStart"/>
-      <w:r>
-        <w:rPr>
-          <w:color w:val="000000" w:themeColor="text1"/>
-        </w:rPr>
-        <w:t>if</w:t>
-      </w:r>
-      <w:proofErr w:type="gramEnd"/>
-      <w:r>
-        <w:rPr>
-          <w:color w:val="000000" w:themeColor="text1"/>
-        </w:rPr>
+        <w:t>12. return (c1 != 0 AND c2 != 0 AND c</w:t>
+      </w:r>
+      <w:r>
+        <w:rPr>
+          <w:color w:val="000000" w:themeColor="text1"/>
+        </w:rPr>
+        <w:t>ou</w:t>
+      </w:r>
+      <w:r>
+        <w:rPr>
+          <w:color w:val="000000" w:themeColor="text1"/>
+        </w:rPr>
+        <w:t>nt</w:t>
+      </w:r>
+      <w:r>
+        <w:rPr>
+          <w:color w:val="000000" w:themeColor="text1"/>
+        </w:rPr>
+        <w:t>C</w:t>
+      </w:r>
+      <w:r>
+        <w:rPr>
+          <w:color w:val="000000" w:themeColor="text1"/>
+        </w:rPr>
+        <w:t>1 = c</w:t>
+      </w:r>
+      <w:r>
+        <w:rPr>
+          <w:color w:val="000000" w:themeColor="text1"/>
+        </w:rPr>
+        <w:t>ou</w:t>
+      </w:r>
+      <w:r>
+        <w:rPr>
+          <w:color w:val="000000" w:themeColor="text1"/>
+        </w:rPr>
+        <w:t>nt</w:t>
+      </w:r>
+      <w:r>
+        <w:rPr>
+          <w:color w:val="000000" w:themeColor="text1"/>
+        </w:rPr>
+        <w:t>C</w:t>
+      </w:r>
+      <w:r>
+        <w:rPr>
+          <w:color w:val="000000" w:themeColor="text1"/>
+        </w:rPr>
+        <w:t>2);</w:t>
+      </w:r>
+    </w:p>
+    <w:p>
+      <w:pPr>
+        <w:pStyle w:val="Heading3"/>
+        <w:rPr>
+          <w:color w:val="000000" w:themeColor="text1"/>
+        </w:rPr>
+      </w:pPr>
+      <w:r>
+        <w:rPr>
+          <w:color w:val="000000" w:themeColor="text1"/>
+        </w:rPr>
+        <w:t>13. }</w:t>
+      </w:r>
+    </w:p>
+    <w:p>
+      <w:pPr>
+        <w:pStyle w:val="Heading3"/>
+        <w:rPr>
+          <w:color w:val="000000" w:themeColor="text1"/>
+        </w:rPr>
+      </w:pPr>
+    </w:p>
+    <w:p>
+      <w:pPr>
+        <w:pStyle w:val="Heading3"/>
+        <w:rPr>
+          <w:color w:val="000000" w:themeColor="text1"/>
+        </w:rPr>
+      </w:pPr>
+      <w:r>
+        <w:rPr>
+          <w:color w:val="000000" w:themeColor="text1"/>
+        </w:rPr>
+        <w:t xml:space="preserve">14. algorithm </w:t>
+      </w:r>
+      <w:r>
+        <w:rPr>
+          <w:color w:val="000000" w:themeColor="text1"/>
+        </w:rPr>
+        <w:t>getLongestBalancedSubstring</w:t>
+      </w:r>
+      <w:r>
+        <w:rPr>
+          <w:color w:val="000000" w:themeColor="text1"/>
+        </w:rPr>
+        <w:t>(s, start)</w:t>
+      </w:r>
+    </w:p>
+    <w:p>
+      <w:pPr>
+        <w:pStyle w:val="Heading3"/>
+        <w:rPr>
+          <w:color w:val="000000" w:themeColor="text1"/>
+        </w:rPr>
+      </w:pPr>
+      <w:r>
+        <w:rPr>
+          <w:color w:val="000000" w:themeColor="text1"/>
+        </w:rPr>
+        <w:t>15. {</w:t>
+      </w:r>
+    </w:p>
+    <w:p>
+      <w:pPr>
+        <w:pStyle w:val="Heading3"/>
+        <w:rPr>
+          <w:color w:val="000000" w:themeColor="text1"/>
+        </w:rPr>
+      </w:pPr>
+      <w:r>
+        <w:rPr>
+          <w:color w:val="000000" w:themeColor="text1"/>
+        </w:rPr>
+        <w:t>16. n := length(s);</w:t>
+      </w:r>
+    </w:p>
+    <w:p>
+      <w:pPr>
+        <w:pStyle w:val="Heading3"/>
+        <w:rPr>
+          <w:color w:val="000000" w:themeColor="text1"/>
+        </w:rPr>
+      </w:pPr>
+      <w:r>
+        <w:rPr>
+          <w:color w:val="000000" w:themeColor="text1"/>
+        </w:rPr>
+        <w:t>17. if start = n then return 0;</w:t>
+      </w:r>
+    </w:p>
+    <w:p>
+      <w:pPr>
+        <w:pStyle w:val="Heading3"/>
+        <w:rPr>
+          <w:color w:val="000000" w:themeColor="text1"/>
+        </w:rPr>
+      </w:pPr>
+      <w:r>
+        <w:rPr>
+          <w:color w:val="000000" w:themeColor="text1"/>
+        </w:rPr>
+        <w:t>18.</w:t>
+      </w:r>
+      <w:r>
         <w:t xml:space="preserve"> </w:t>
       </w:r>
-      <w:proofErr w:type="spellStart"/>
-      <w:r>
-        <w:rPr>
-          <w:color w:val="000000" w:themeColor="text1"/>
-        </w:rPr>
-        <w:t>ch</w:t>
-      </w:r>
-      <w:proofErr w:type="spellEnd"/>
-      <w:r>
-        <w:rPr>
-          <w:color w:val="000000" w:themeColor="text1"/>
-        </w:rPr>
-        <w:t xml:space="preserve"> = c1 then cnt1 := cnt1 + 1;</w:t>
+      <w:r>
+        <w:rPr>
+          <w:color w:val="000000" w:themeColor="text1"/>
+        </w:rPr>
+        <w:t>longestBalancedLength</w:t>
+      </w:r>
+      <w:r>
+        <w:rPr>
+          <w:color w:val="000000" w:themeColor="text1"/>
+        </w:rPr>
+        <w:t>:= 0;</w:t>
       </w:r>
     </w:p>
     <w:p>
@@ -3061,35 +2719,7 @@
         <w:rPr>
           <w:color w:val="000000" w:themeColor="text1"/>
         </w:rPr>
-        <w:t xml:space="preserve">7.     else if </w:t>
-      </w:r>
-      <w:proofErr w:type="spellStart"/>
-      <w:r>
-        <w:rPr>
-          <w:color w:val="000000" w:themeColor="text1"/>
-        </w:rPr>
-        <w:t>ch</w:t>
-      </w:r>
-      <w:proofErr w:type="spellEnd"/>
-      <w:r>
-        <w:rPr>
-          <w:color w:val="000000" w:themeColor="text1"/>
-        </w:rPr>
-        <w:t xml:space="preserve"> = c2 then </w:t>
-      </w:r>
-      <w:proofErr w:type="gramStart"/>
-      <w:r>
-        <w:rPr>
-          <w:color w:val="000000" w:themeColor="text1"/>
-        </w:rPr>
-        <w:t>cnt2 :</w:t>
-      </w:r>
-      <w:proofErr w:type="gramEnd"/>
-      <w:r>
-        <w:rPr>
-          <w:color w:val="000000" w:themeColor="text1"/>
-        </w:rPr>
-        <w:t>= cnt2 + 1;</w:t>
+        <w:t>19. for end := start to n - 1 do {</w:t>
       </w:r>
     </w:p>
     <w:p>
@@ -3103,35 +2733,19 @@
         <w:rPr>
           <w:color w:val="000000" w:themeColor="text1"/>
         </w:rPr>
-        <w:t xml:space="preserve">8.     else if c1 = 0 then </w:t>
-      </w:r>
-      <w:proofErr w:type="gramStart"/>
-      <w:r>
-        <w:rPr>
-          <w:color w:val="000000" w:themeColor="text1"/>
-        </w:rPr>
-        <w:t>{ c1</w:t>
-      </w:r>
-      <w:proofErr w:type="gramEnd"/>
-      <w:r>
-        <w:rPr>
-          <w:color w:val="000000" w:themeColor="text1"/>
-        </w:rPr>
-        <w:t xml:space="preserve"> := </w:t>
-      </w:r>
-      <w:proofErr w:type="spellStart"/>
-      <w:r>
-        <w:rPr>
-          <w:color w:val="000000" w:themeColor="text1"/>
-        </w:rPr>
-        <w:t>ch</w:t>
-      </w:r>
-      <w:proofErr w:type="spellEnd"/>
-      <w:r>
-        <w:rPr>
-          <w:color w:val="000000" w:themeColor="text1"/>
-        </w:rPr>
-        <w:t>; cnt1 := 1; }</w:t>
+        <w:t>20.     if IsBalanced</w:t>
+      </w:r>
+      <w:r>
+        <w:rPr>
+          <w:color w:val="000000" w:themeColor="text1"/>
+        </w:rPr>
+        <w:t>Substring</w:t>
+      </w:r>
+      <w:r>
+        <w:rPr>
+          <w:color w:val="000000" w:themeColor="text1"/>
+        </w:rPr>
+        <w:t>(s, start, end) = TRUE then</w:t>
       </w:r>
     </w:p>
     <w:p>
@@ -3145,35 +2759,37 @@
         <w:rPr>
           <w:color w:val="000000" w:themeColor="text1"/>
         </w:rPr>
-        <w:t xml:space="preserve">9.     else if c2 = 0 then </w:t>
-      </w:r>
-      <w:proofErr w:type="gramStart"/>
-      <w:r>
-        <w:rPr>
-          <w:color w:val="000000" w:themeColor="text1"/>
-        </w:rPr>
-        <w:t>{ c2</w:t>
-      </w:r>
-      <w:proofErr w:type="gramEnd"/>
-      <w:r>
-        <w:rPr>
-          <w:color w:val="000000" w:themeColor="text1"/>
-        </w:rPr>
-        <w:t xml:space="preserve"> := </w:t>
-      </w:r>
-      <w:proofErr w:type="spellStart"/>
-      <w:r>
-        <w:rPr>
-          <w:color w:val="000000" w:themeColor="text1"/>
-        </w:rPr>
-        <w:t>ch</w:t>
-      </w:r>
-      <w:proofErr w:type="spellEnd"/>
-      <w:r>
-        <w:rPr>
-          <w:color w:val="000000" w:themeColor="text1"/>
-        </w:rPr>
-        <w:t>; cnt2 := 1; }</w:t>
+        <w:t>21.         if (end - start + 1) &gt;</w:t>
+      </w:r>
+      <w:r>
+        <w:rPr>
+          <w:color w:val="000000" w:themeColor="text1"/>
+        </w:rPr>
+        <w:t xml:space="preserve"> </w:t>
+      </w:r>
+      <w:r>
+        <w:rPr>
+          <w:color w:val="000000" w:themeColor="text1"/>
+        </w:rPr>
+        <w:t>longestBalancedLength</w:t>
+      </w:r>
+      <w:r>
+        <w:rPr>
+          <w:color w:val="000000" w:themeColor="text1"/>
+        </w:rPr>
+        <w:t xml:space="preserve"> then </w:t>
+      </w:r>
+      <w:r>
+        <w:rPr>
+          <w:color w:val="000000" w:themeColor="text1"/>
+        </w:rPr>
+        <w:t>longestBalancedLength</w:t>
+      </w:r>
+      <w:r>
+        <w:rPr>
+          <w:color w:val="000000" w:themeColor="text1"/>
+        </w:rPr>
+        <w:t xml:space="preserve"> := end - start + 1;</w:t>
       </w:r>
     </w:p>
     <w:p>
@@ -3187,21 +2803,7 @@
         <w:rPr>
           <w:color w:val="000000" w:themeColor="text1"/>
         </w:rPr>
-        <w:t xml:space="preserve">10.    </w:t>
-      </w:r>
-      <w:proofErr w:type="gramStart"/>
-      <w:r>
-        <w:rPr>
-          <w:color w:val="000000" w:themeColor="text1"/>
-        </w:rPr>
-        <w:t>else</w:t>
-      </w:r>
-      <w:proofErr w:type="gramEnd"/>
-      <w:r>
-        <w:rPr>
-          <w:color w:val="000000" w:themeColor="text1"/>
-        </w:rPr>
-        <w:t xml:space="preserve"> return FALSE;</w:t>
+        <w:t>22. }</w:t>
       </w:r>
     </w:p>
     <w:p>
@@ -3215,16 +2817,44 @@
         <w:rPr>
           <w:color w:val="000000" w:themeColor="text1"/>
         </w:rPr>
-        <w:t>11</w:t>
-      </w:r>
-      <w:proofErr w:type="gramStart"/>
-      <w:r>
-        <w:rPr>
-          <w:color w:val="000000" w:themeColor="text1"/>
-        </w:rPr>
-        <w:t>. }</w:t>
-      </w:r>
-      <w:proofErr w:type="gramEnd"/>
+        <w:t>23. return max(</w:t>
+      </w:r>
+      <w:r>
+        <w:rPr>
+          <w:color w:val="000000" w:themeColor="text1"/>
+        </w:rPr>
+        <w:t>longestBalancedLength</w:t>
+      </w:r>
+      <w:r>
+        <w:rPr>
+          <w:color w:val="000000" w:themeColor="text1"/>
+        </w:rPr>
+        <w:t>,</w:t>
+      </w:r>
+      <w:r>
+        <w:rPr>
+          <w:color w:val="000000" w:themeColor="text1"/>
+        </w:rPr>
+        <w:t xml:space="preserve"> </w:t>
+      </w:r>
+      <w:r>
+        <w:rPr>
+          <w:color w:val="000000" w:themeColor="text1"/>
+        </w:rPr>
+        <w:t>getLongestBalancedSubstring</w:t>
+      </w:r>
+      <w:r>
+        <w:rPr>
+          <w:color w:val="000000" w:themeColor="text1"/>
+        </w:rPr>
+        <w:t xml:space="preserve"> </w:t>
+      </w:r>
+      <w:r>
+        <w:rPr>
+          <w:color w:val="000000" w:themeColor="text1"/>
+        </w:rPr>
+        <w:t>(s, start + 1));</w:t>
+      </w:r>
     </w:p>
     <w:p>
       <w:pPr>
@@ -3237,21 +2867,7 @@
         <w:rPr>
           <w:color w:val="000000" w:themeColor="text1"/>
         </w:rPr>
-        <w:t xml:space="preserve">12. </w:t>
-      </w:r>
-      <w:proofErr w:type="gramStart"/>
-      <w:r>
-        <w:rPr>
-          <w:color w:val="000000" w:themeColor="text1"/>
-        </w:rPr>
-        <w:t>return</w:t>
-      </w:r>
-      <w:proofErr w:type="gramEnd"/>
-      <w:r>
-        <w:rPr>
-          <w:color w:val="000000" w:themeColor="text1"/>
-        </w:rPr>
-        <w:t xml:space="preserve"> (c1 != 0 AND c2 != 0 AND cnt1 = cnt2);</w:t>
+        <w:t>24. }</w:t>
       </w:r>
     </w:p>
     <w:p>
@@ -3261,20 +2877,6 @@
           <w:color w:val="000000" w:themeColor="text1"/>
         </w:rPr>
       </w:pPr>
-      <w:r>
-        <w:rPr>
-          <w:color w:val="000000" w:themeColor="text1"/>
-        </w:rPr>
-        <w:t>13</w:t>
-      </w:r>
-      <w:proofErr w:type="gramStart"/>
-      <w:r>
-        <w:rPr>
-          <w:color w:val="000000" w:themeColor="text1"/>
-        </w:rPr>
-        <w:t>. }</w:t>
-      </w:r>
-      <w:proofErr w:type="gramEnd"/>
     </w:p>
     <w:p>
       <w:pPr>
@@ -3283,6 +2885,24 @@
           <w:color w:val="000000" w:themeColor="text1"/>
         </w:rPr>
       </w:pPr>
+      <w:r>
+        <w:rPr>
+          <w:color w:val="000000" w:themeColor="text1"/>
+        </w:rPr>
+        <w:t>25. algorithm LongestBalanced</w:t>
+      </w:r>
+      <w:r>
+        <w:rPr>
+          <w:color w:val="000000" w:themeColor="text1"/>
+        </w:rPr>
+        <w:t>Substring</w:t>
+      </w:r>
+      <w:r>
+        <w:rPr>
+          <w:color w:val="000000" w:themeColor="text1"/>
+        </w:rPr>
+        <w:t>(s)</w:t>
+      </w:r>
     </w:p>
     <w:p>
       <w:pPr>
@@ -3295,21 +2915,7 @@
         <w:rPr>
           <w:color w:val="000000" w:themeColor="text1"/>
         </w:rPr>
-        <w:t xml:space="preserve">14. </w:t>
-      </w:r>
-      <w:proofErr w:type="gramStart"/>
-      <w:r>
-        <w:rPr>
-          <w:color w:val="000000" w:themeColor="text1"/>
-        </w:rPr>
-        <w:t>algorithm</w:t>
-      </w:r>
-      <w:proofErr w:type="gramEnd"/>
-      <w:r>
-        <w:rPr>
-          <w:color w:val="000000" w:themeColor="text1"/>
-        </w:rPr>
-        <w:t xml:space="preserve"> Solve(s, start)</w:t>
+        <w:t>26. {</w:t>
       </w:r>
     </w:p>
     <w:p>
@@ -3323,7 +2929,19 @@
         <w:rPr>
           <w:color w:val="000000" w:themeColor="text1"/>
         </w:rPr>
-        <w:t>15. {</w:t>
+        <w:t xml:space="preserve">27. return </w:t>
+      </w:r>
+      <w:r>
+        <w:rPr>
+          <w:color w:val="000000" w:themeColor="text1"/>
+        </w:rPr>
+        <w:t xml:space="preserve">getLongestBalancedSubstring </w:t>
+      </w:r>
+      <w:r>
+        <w:rPr>
+          <w:color w:val="000000" w:themeColor="text1"/>
+        </w:rPr>
+        <w:t>(s, 0);</w:t>
       </w:r>
     </w:p>
     <w:p>
@@ -3337,21 +2955,7 @@
         <w:rPr>
           <w:color w:val="000000" w:themeColor="text1"/>
         </w:rPr>
-        <w:t xml:space="preserve">16. </w:t>
-      </w:r>
-      <w:proofErr w:type="gramStart"/>
-      <w:r>
-        <w:rPr>
-          <w:color w:val="000000" w:themeColor="text1"/>
-        </w:rPr>
-        <w:t>n</w:t>
-      </w:r>
-      <w:proofErr w:type="gramEnd"/>
-      <w:r>
-        <w:rPr>
-          <w:color w:val="000000" w:themeColor="text1"/>
-        </w:rPr>
-        <w:t xml:space="preserve"> := length(s);</w:t>
+        <w:t>28. }</w:t>
       </w:r>
     </w:p>
     <w:p>
@@ -3361,26 +2965,6 @@
           <w:color w:val="000000" w:themeColor="text1"/>
         </w:rPr>
       </w:pPr>
-      <w:r>
-        <w:rPr>
-          <w:color w:val="000000" w:themeColor="text1"/>
-        </w:rPr>
-        <w:t xml:space="preserve">17. </w:t>
-      </w:r>
-      <w:proofErr w:type="gramStart"/>
-      <w:r>
-        <w:rPr>
-          <w:color w:val="000000" w:themeColor="text1"/>
-        </w:rPr>
-        <w:t>if</w:t>
-      </w:r>
-      <w:proofErr w:type="gramEnd"/>
-      <w:r>
-        <w:rPr>
-          <w:color w:val="000000" w:themeColor="text1"/>
-        </w:rPr>
-        <w:t xml:space="preserve"> start = n then return 0;</w:t>
-      </w:r>
     </w:p>
     <w:p>
       <w:pPr>
@@ -3393,21 +2977,7 @@
         <w:rPr>
           <w:color w:val="000000" w:themeColor="text1"/>
         </w:rPr>
-        <w:t xml:space="preserve">18. </w:t>
-      </w:r>
-      <w:proofErr w:type="gramStart"/>
-      <w:r>
-        <w:rPr>
-          <w:color w:val="000000" w:themeColor="text1"/>
-        </w:rPr>
-        <w:t>best</w:t>
-      </w:r>
-      <w:proofErr w:type="gramEnd"/>
-      <w:r>
-        <w:rPr>
-          <w:color w:val="000000" w:themeColor="text1"/>
-        </w:rPr>
-        <w:t xml:space="preserve"> := 0;</w:t>
+        <w:t>29. algorithm Main</w:t>
       </w:r>
     </w:p>
     <w:p>
@@ -3421,21 +2991,7 @@
         <w:rPr>
           <w:color w:val="000000" w:themeColor="text1"/>
         </w:rPr>
-        <w:t xml:space="preserve">19. for </w:t>
-      </w:r>
-      <w:proofErr w:type="gramStart"/>
-      <w:r>
-        <w:rPr>
-          <w:color w:val="000000" w:themeColor="text1"/>
-        </w:rPr>
-        <w:t>end :=</w:t>
-      </w:r>
-      <w:proofErr w:type="gramEnd"/>
-      <w:r>
-        <w:rPr>
-          <w:color w:val="000000" w:themeColor="text1"/>
-        </w:rPr>
-        <w:t xml:space="preserve"> start to n - 1 do {</w:t>
+        <w:t>30. {</w:t>
       </w:r>
     </w:p>
     <w:p>
@@ -3449,35 +3005,7 @@
         <w:rPr>
           <w:color w:val="000000" w:themeColor="text1"/>
         </w:rPr>
-        <w:t xml:space="preserve">20.     </w:t>
-      </w:r>
-      <w:proofErr w:type="gramStart"/>
-      <w:r>
-        <w:rPr>
-          <w:color w:val="000000" w:themeColor="text1"/>
-        </w:rPr>
-        <w:t>if</w:t>
-      </w:r>
-      <w:proofErr w:type="gramEnd"/>
-      <w:r>
-        <w:rPr>
-          <w:color w:val="000000" w:themeColor="text1"/>
-        </w:rPr>
-        <w:t xml:space="preserve"> </w:t>
-      </w:r>
-      <w:proofErr w:type="spellStart"/>
-      <w:r>
-        <w:rPr>
-          <w:color w:val="000000" w:themeColor="text1"/>
-        </w:rPr>
-        <w:t>IsBalanced</w:t>
-      </w:r>
-      <w:proofErr w:type="spellEnd"/>
-      <w:r>
-        <w:rPr>
-          <w:color w:val="000000" w:themeColor="text1"/>
-        </w:rPr>
-        <w:t>(s, start, end) = TRUE then</w:t>
+        <w:t>31. read s;</w:t>
       </w:r>
     </w:p>
     <w:p>
@@ -3491,21 +3019,19 @@
         <w:rPr>
           <w:color w:val="000000" w:themeColor="text1"/>
         </w:rPr>
-        <w:t xml:space="preserve">21.         </w:t>
-      </w:r>
-      <w:proofErr w:type="gramStart"/>
-      <w:r>
-        <w:rPr>
-          <w:color w:val="000000" w:themeColor="text1"/>
-        </w:rPr>
-        <w:t>if</w:t>
-      </w:r>
-      <w:proofErr w:type="gramEnd"/>
-      <w:r>
-        <w:rPr>
-          <w:color w:val="000000" w:themeColor="text1"/>
-        </w:rPr>
-        <w:t xml:space="preserve"> (end - start + 1) &gt; best then best := end - start + 1;</w:t>
+        <w:t>32. write LongestBalanced</w:t>
+      </w:r>
+      <w:r>
+        <w:rPr>
+          <w:color w:val="000000" w:themeColor="text1"/>
+        </w:rPr>
+        <w:t>Substring</w:t>
+      </w:r>
+      <w:r>
+        <w:rPr>
+          <w:color w:val="000000" w:themeColor="text1"/>
+        </w:rPr>
+        <w:t>(s);</w:t>
       </w:r>
     </w:p>
     <w:p>
@@ -3519,322 +3045,8 @@
         <w:rPr>
           <w:color w:val="000000" w:themeColor="text1"/>
         </w:rPr>
-        <w:t>22</w:t>
-      </w:r>
-      <w:proofErr w:type="gramStart"/>
-      <w:r>
-        <w:rPr>
-          <w:color w:val="000000" w:themeColor="text1"/>
-        </w:rPr>
-        <w:t>. }</w:t>
-      </w:r>
-      <w:proofErr w:type="gramEnd"/>
-    </w:p>
-    <w:p>
-      <w:pPr>
-        <w:pStyle w:val="Heading3"/>
-        <w:rPr>
-          <w:color w:val="000000" w:themeColor="text1"/>
-        </w:rPr>
-      </w:pPr>
-      <w:r>
-        <w:rPr>
-          <w:color w:val="000000" w:themeColor="text1"/>
-        </w:rPr>
-        <w:t xml:space="preserve">23. </w:t>
-      </w:r>
-      <w:proofErr w:type="gramStart"/>
-      <w:r>
-        <w:rPr>
-          <w:color w:val="000000" w:themeColor="text1"/>
-        </w:rPr>
-        <w:t>return</w:t>
-      </w:r>
-      <w:proofErr w:type="gramEnd"/>
-      <w:r>
-        <w:rPr>
-          <w:color w:val="000000" w:themeColor="text1"/>
-        </w:rPr>
-        <w:t xml:space="preserve"> max(best, Solve(s, start + 1));</w:t>
-      </w:r>
-    </w:p>
-    <w:p>
-      <w:pPr>
-        <w:pStyle w:val="Heading3"/>
-        <w:rPr>
-          <w:color w:val="000000" w:themeColor="text1"/>
-        </w:rPr>
-      </w:pPr>
-      <w:r>
-        <w:rPr>
-          <w:color w:val="000000" w:themeColor="text1"/>
-        </w:rPr>
-        <w:t>24</w:t>
-      </w:r>
-      <w:proofErr w:type="gramStart"/>
-      <w:r>
-        <w:rPr>
-          <w:color w:val="000000" w:themeColor="text1"/>
-        </w:rPr>
-        <w:t>. }</w:t>
-      </w:r>
-      <w:proofErr w:type="gramEnd"/>
-    </w:p>
-    <w:p>
-      <w:pPr>
-        <w:pStyle w:val="Heading3"/>
-        <w:rPr>
-          <w:color w:val="000000" w:themeColor="text1"/>
-        </w:rPr>
-      </w:pPr>
-    </w:p>
-    <w:p>
-      <w:pPr>
-        <w:pStyle w:val="Heading3"/>
-        <w:rPr>
-          <w:color w:val="000000" w:themeColor="text1"/>
-        </w:rPr>
-      </w:pPr>
-      <w:r>
-        <w:rPr>
-          <w:color w:val="000000" w:themeColor="text1"/>
-        </w:rPr>
-        <w:t xml:space="preserve">25. </w:t>
-      </w:r>
-      <w:proofErr w:type="gramStart"/>
-      <w:r>
-        <w:rPr>
-          <w:color w:val="000000" w:themeColor="text1"/>
-        </w:rPr>
-        <w:t>algorithm</w:t>
-      </w:r>
-      <w:proofErr w:type="gramEnd"/>
-      <w:r>
-        <w:rPr>
-          <w:color w:val="000000" w:themeColor="text1"/>
-        </w:rPr>
-        <w:t xml:space="preserve"> </w:t>
-      </w:r>
-      <w:proofErr w:type="spellStart"/>
-      <w:r>
-        <w:rPr>
-          <w:color w:val="000000" w:themeColor="text1"/>
-        </w:rPr>
-        <w:t>LongestBalanced</w:t>
-      </w:r>
-      <w:proofErr w:type="spellEnd"/>
-      <w:r>
-        <w:rPr>
-          <w:color w:val="000000" w:themeColor="text1"/>
-        </w:rPr>
-        <w:t>(s)</w:t>
-      </w:r>
-    </w:p>
-    <w:p>
-      <w:pPr>
-        <w:pStyle w:val="Heading3"/>
-        <w:rPr>
-          <w:color w:val="000000" w:themeColor="text1"/>
-        </w:rPr>
-      </w:pPr>
-      <w:r>
-        <w:rPr>
-          <w:color w:val="000000" w:themeColor="text1"/>
-        </w:rPr>
-        <w:t>26. {</w:t>
-      </w:r>
-    </w:p>
-    <w:p>
-      <w:pPr>
-        <w:pStyle w:val="Heading3"/>
-        <w:rPr>
-          <w:color w:val="000000" w:themeColor="text1"/>
-        </w:rPr>
-      </w:pPr>
-      <w:r>
-        <w:rPr>
-          <w:color w:val="000000" w:themeColor="text1"/>
-        </w:rPr>
-        <w:t xml:space="preserve">27. </w:t>
-      </w:r>
-      <w:proofErr w:type="gramStart"/>
-      <w:r>
-        <w:rPr>
-          <w:color w:val="000000" w:themeColor="text1"/>
-        </w:rPr>
-        <w:t>return</w:t>
-      </w:r>
-      <w:proofErr w:type="gramEnd"/>
-      <w:r>
-        <w:rPr>
-          <w:color w:val="000000" w:themeColor="text1"/>
-        </w:rPr>
-        <w:t xml:space="preserve"> Solve(s, 0);</w:t>
-      </w:r>
-    </w:p>
-    <w:p>
-      <w:pPr>
-        <w:pStyle w:val="Heading3"/>
-        <w:rPr>
-          <w:color w:val="000000" w:themeColor="text1"/>
-        </w:rPr>
-      </w:pPr>
-      <w:r>
-        <w:rPr>
-          <w:color w:val="000000" w:themeColor="text1"/>
-        </w:rPr>
-        <w:t>28</w:t>
-      </w:r>
-      <w:proofErr w:type="gramStart"/>
-      <w:r>
-        <w:rPr>
-          <w:color w:val="000000" w:themeColor="text1"/>
-        </w:rPr>
-        <w:t>. }</w:t>
-      </w:r>
-      <w:proofErr w:type="gramEnd"/>
-    </w:p>
-    <w:p>
-      <w:pPr>
-        <w:pStyle w:val="Heading3"/>
-        <w:rPr>
-          <w:color w:val="000000" w:themeColor="text1"/>
-        </w:rPr>
-      </w:pPr>
-    </w:p>
-    <w:p>
-      <w:pPr>
-        <w:pStyle w:val="Heading3"/>
-        <w:rPr>
-          <w:color w:val="000000" w:themeColor="text1"/>
-        </w:rPr>
-      </w:pPr>
-      <w:r>
-        <w:rPr>
-          <w:color w:val="000000" w:themeColor="text1"/>
-        </w:rPr>
-        <w:t xml:space="preserve">29. </w:t>
-      </w:r>
-      <w:proofErr w:type="gramStart"/>
-      <w:r>
-        <w:rPr>
-          <w:color w:val="000000" w:themeColor="text1"/>
-        </w:rPr>
-        <w:t>algorithm</w:t>
-      </w:r>
-      <w:proofErr w:type="gramEnd"/>
-      <w:r>
-        <w:rPr>
-          <w:color w:val="000000" w:themeColor="text1"/>
-        </w:rPr>
-        <w:t xml:space="preserve"> Main</w:t>
-      </w:r>
-    </w:p>
-    <w:p>
-      <w:pPr>
-        <w:pStyle w:val="Heading3"/>
-        <w:rPr>
-          <w:color w:val="000000" w:themeColor="text1"/>
-        </w:rPr>
-      </w:pPr>
-      <w:r>
-        <w:rPr>
-          <w:color w:val="000000" w:themeColor="text1"/>
-        </w:rPr>
-        <w:t>30. {</w:t>
-      </w:r>
-    </w:p>
-    <w:p>
-      <w:pPr>
-        <w:pStyle w:val="Heading3"/>
-        <w:rPr>
-          <w:color w:val="000000" w:themeColor="text1"/>
-        </w:rPr>
-      </w:pPr>
-      <w:r>
-        <w:rPr>
-          <w:color w:val="000000" w:themeColor="text1"/>
-        </w:rPr>
-        <w:t xml:space="preserve">31. </w:t>
-      </w:r>
-      <w:proofErr w:type="gramStart"/>
-      <w:r>
-        <w:rPr>
-          <w:color w:val="000000" w:themeColor="text1"/>
-        </w:rPr>
-        <w:t>read</w:t>
-      </w:r>
-      <w:proofErr w:type="gramEnd"/>
-      <w:r>
-        <w:rPr>
-          <w:color w:val="000000" w:themeColor="text1"/>
-        </w:rPr>
-        <w:t xml:space="preserve"> s;</w:t>
-      </w:r>
-    </w:p>
-    <w:p>
-      <w:pPr>
-        <w:pStyle w:val="Heading3"/>
-        <w:rPr>
-          <w:color w:val="000000" w:themeColor="text1"/>
-        </w:rPr>
-      </w:pPr>
-      <w:r>
-        <w:rPr>
-          <w:color w:val="000000" w:themeColor="text1"/>
-        </w:rPr>
-        <w:t xml:space="preserve">32. </w:t>
-      </w:r>
-      <w:proofErr w:type="gramStart"/>
-      <w:r>
-        <w:rPr>
-          <w:color w:val="000000" w:themeColor="text1"/>
-        </w:rPr>
-        <w:t>write</w:t>
-      </w:r>
-      <w:proofErr w:type="gramEnd"/>
-      <w:r>
-        <w:rPr>
-          <w:color w:val="000000" w:themeColor="text1"/>
-        </w:rPr>
-        <w:t xml:space="preserve"> </w:t>
-      </w:r>
-      <w:proofErr w:type="spellStart"/>
-      <w:r>
-        <w:rPr>
-          <w:color w:val="000000" w:themeColor="text1"/>
-        </w:rPr>
-        <w:t>LongestBalanced</w:t>
-      </w:r>
-      <w:proofErr w:type="spellEnd"/>
-      <w:r>
-        <w:rPr>
-          <w:color w:val="000000" w:themeColor="text1"/>
-        </w:rPr>
-        <w:t>(s);</w:t>
-      </w:r>
-    </w:p>
-    <w:p>
-      <w:pPr>
-        <w:pStyle w:val="Heading3"/>
-        <w:rPr>
-          <w:color w:val="000000" w:themeColor="text1"/>
-        </w:rPr>
-      </w:pPr>
-      <w:r>
-        <w:rPr>
-          <w:color w:val="000000" w:themeColor="text1"/>
-        </w:rPr>
-        <w:t>33</w:t>
-      </w:r>
-      <w:proofErr w:type="gramStart"/>
-      <w:r>
-        <w:rPr>
-          <w:color w:val="000000" w:themeColor="text1"/>
-        </w:rPr>
-        <w:t>. }</w:t>
-      </w:r>
-      <w:proofErr w:type="gramEnd"/>
+        <w:t>33. }</w:t>
+      </w:r>
     </w:p>
     <w:p>
       <w:pPr>
@@ -3888,29 +3100,13 @@
           <w:sz w:val="24"/>
           <w:szCs w:val="24"/>
         </w:rPr>
-        <w:t xml:space="preserve"> </w:t>
-      </w:r>
-      <w:proofErr w:type="gramStart"/>
-      <w:r>
-        <w:rPr>
-          <w:color w:val="7030A0"/>
-          <w:sz w:val="24"/>
-          <w:szCs w:val="24"/>
-        </w:rPr>
-        <w:t>Recursive</w:t>
-      </w:r>
-      <w:r>
-        <w:rPr>
-          <w:color w:val="7030A0"/>
-        </w:rPr>
-        <w:t xml:space="preserve">  Implementation</w:t>
-      </w:r>
-      <w:proofErr w:type="gramEnd"/>
-      <w:r>
-        <w:rPr>
-          <w:color w:val="7030A0"/>
-        </w:rPr>
-        <w:t xml:space="preserve"> (C++)</w:t>
+        <w:t xml:space="preserve"> Recursive</w:t>
+      </w:r>
+      <w:r>
+        <w:rPr>
+          <w:color w:val="7030A0"/>
+        </w:rPr>
+        <w:t xml:space="preserve">  Implementation (C++)</w:t>
       </w:r>
     </w:p>
     <w:p>
@@ -3927,9 +3123,9 @@
         </w:rPr>
         <w:drawing>
           <wp:inline distT="0" distB="0" distL="0" distR="0">
-            <wp:extent cx="6426200" cy="3200400"/>
-            <wp:effectExtent l="0" t="0" r="0" b="0"/>
-            <wp:docPr id="2" name="Picture 2"/>
+            <wp:extent cx="6400800" cy="3400425"/>
+            <wp:effectExtent l="0" t="0" r="0" b="9525"/>
+            <wp:docPr id="8" name="Picture 8"/>
             <wp:cNvGraphicFramePr>
               <a:graphicFrameLocks xmlns:a="http://schemas.openxmlformats.org/drawingml/2006/main" noChangeAspect="1"/>
             </wp:cNvGraphicFramePr>
@@ -3937,11 +3133,11 @@
               <a:graphicData uri="http://schemas.openxmlformats.org/drawingml/2006/picture">
                 <pic:pic xmlns:pic="http://schemas.openxmlformats.org/drawingml/2006/picture">
                   <pic:nvPicPr>
-                    <pic:cNvPr id="2" name="ReqSolution.cpp - Algo_Project - Visual Studio Code 5_4_2026 10_40_48 PM.png"/>
+                    <pic:cNvPr id="8" name="ReqSolution.cpp - longestBalancedString - Visual Studio Code 5_13_2026 9_31_43 PM.png"/>
                     <pic:cNvPicPr/>
                   </pic:nvPicPr>
                   <pic:blipFill>
-                    <a:blip r:embed="rId11" cstate="print">
+                    <a:blip r:embed="rId12" cstate="print">
                       <a:extLst>
                         <a:ext uri="{28A0092B-C50C-407E-A947-70E740481C1C}">
                           <a14:useLocalDpi xmlns:a14="http://schemas.microsoft.com/office/drawing/2010/main" val="0"/>
@@ -3955,7 +3151,7 @@
                   <pic:spPr>
                     <a:xfrm>
                       <a:off x="0" y="0"/>
-                      <a:ext cx="6429672" cy="3202129"/>
+                      <a:ext cx="6400800" cy="3400425"/>
                     </a:xfrm>
                     <a:prstGeom prst="rect">
                       <a:avLst/>
@@ -4012,7 +3208,7 @@
                     <pic:cNvPicPr/>
                   </pic:nvPicPr>
                   <pic:blipFill rotWithShape="1">
-                    <a:blip r:embed="rId12" cstate="print">
+                    <a:blip r:embed="rId13" cstate="print">
                       <a:extLst>
                         <a:ext uri="{28A0092B-C50C-407E-A947-70E740481C1C}">
                           <a14:useLocalDpi xmlns:a14="http://schemas.microsoft.com/office/drawing/2010/main" val="0"/>
@@ -4070,7 +3266,7 @@
                     <pic:cNvPicPr/>
                   </pic:nvPicPr>
                   <pic:blipFill rotWithShape="1">
-                    <a:blip r:embed="rId13" cstate="print">
+                    <a:blip r:embed="rId14" cstate="print">
                       <a:extLst>
                         <a:ext uri="{28A0092B-C50C-407E-A947-70E740481C1C}">
                           <a14:useLocalDpi xmlns:a14="http://schemas.microsoft.com/office/drawing/2010/main" val="0"/>
@@ -4128,7 +3324,7 @@
                     <pic:cNvPicPr/>
                   </pic:nvPicPr>
                   <pic:blipFill rotWithShape="1">
-                    <a:blip r:embed="rId14" cstate="print">
+                    <a:blip r:embed="rId15" cstate="print">
                       <a:extLst>
                         <a:ext uri="{28A0092B-C50C-407E-A947-70E740481C1C}">
                           <a14:useLocalDpi xmlns:a14="http://schemas.microsoft.com/office/drawing/2010/main" val="0"/>
@@ -4179,12 +3375,10 @@
           <w:color w:val="7030A0"/>
         </w:rPr>
       </w:pPr>
-      <w:proofErr w:type="gramStart"/>
-      <w:r>
-        <w:rPr>
-          <w:color w:val="7030A0"/>
-        </w:rPr>
-        <w:lastRenderedPageBreak/>
+      <w:r>
+        <w:rPr>
+          <w:color w:val="7030A0"/>
+        </w:rPr>
         <w:t>2.</w:t>
       </w:r>
       <w:r>
@@ -4197,14 +3391,7 @@
         <w:rPr>
           <w:color w:val="7030A0"/>
         </w:rPr>
-        <w:t xml:space="preserve">  Analysis</w:t>
-      </w:r>
-      <w:proofErr w:type="gramEnd"/>
-      <w:r>
-        <w:rPr>
-          <w:color w:val="7030A0"/>
-        </w:rPr>
-        <w:t xml:space="preserve"> &amp; Complexity (Steps)</w:t>
+        <w:t xml:space="preserve">  Analysis &amp; Complexity (Steps)</w:t>
       </w:r>
     </w:p>
     <w:p>
@@ -4234,10 +3421,10 @@
           <w:color w:val="7030A0"/>
         </w:rPr>
         <w:drawing>
-          <wp:inline distT="0" distB="0" distL="0" distR="0" wp14:anchorId="3F3FA8E9" wp14:editId="083FD64E">
-            <wp:extent cx="6162675" cy="6505575"/>
-            <wp:effectExtent l="0" t="0" r="9525" b="9525"/>
-            <wp:docPr id="16" name="Picture 16"/>
+          <wp:inline distT="0" distB="0" distL="0" distR="0">
+            <wp:extent cx="3825109" cy="5349875"/>
+            <wp:effectExtent l="0" t="635" r="3810" b="3810"/>
+            <wp:docPr id="14" name="Picture 14"/>
             <wp:cNvGraphicFramePr>
               <a:graphicFrameLocks xmlns:a="http://schemas.openxmlformats.org/drawingml/2006/main" noChangeAspect="1"/>
             </wp:cNvGraphicFramePr>
@@ -4245,24 +3432,24 @@
               <a:graphicData uri="http://schemas.openxmlformats.org/drawingml/2006/picture">
                 <pic:pic xmlns:pic="http://schemas.openxmlformats.org/drawingml/2006/picture">
                   <pic:nvPicPr>
-                    <pic:cNvPr id="16" name="6037128721753378633.jpg"/>
+                    <pic:cNvPr id="14" name="5774157095514083252.jpg"/>
                     <pic:cNvPicPr/>
                   </pic:nvPicPr>
                   <pic:blipFill rotWithShape="1">
-                    <a:blip r:embed="rId15">
+                    <a:blip r:embed="rId16">
                       <a:extLst>
                         <a:ext uri="{28A0092B-C50C-407E-A947-70E740481C1C}">
                           <a14:useLocalDpi xmlns:a14="http://schemas.microsoft.com/office/drawing/2010/main" val="0"/>
                         </a:ext>
                       </a:extLst>
                     </a:blip>
-                    <a:srcRect l="3188" t="3473" r="3680" b="3125"/>
+                    <a:srcRect t="2177" b="-1"/>
                     <a:stretch/>
                   </pic:blipFill>
                   <pic:spPr bwMode="auto">
-                    <a:xfrm>
+                    <a:xfrm rot="5400000">
                       <a:off x="0" y="0"/>
-                      <a:ext cx="6162675" cy="6505575"/>
+                      <a:ext cx="3842229" cy="5373820"/>
                     </a:xfrm>
                     <a:prstGeom prst="rect">
                       <a:avLst/>
@@ -4285,26 +3472,6 @@
     </w:p>
     <w:p>
       <w:pPr>
-        <w:pStyle w:val="Heading2"/>
-        <w:rPr>
-          <w:color w:val="7030A0"/>
-        </w:rPr>
-      </w:pPr>
-    </w:p>
-    <w:p>
-      <w:pPr>
-        <w:spacing w:before="200" w:after="80"/>
-        <w:rPr>
-          <w:b/>
-          <w:bCs/>
-          <w:color w:val="1F497D"/>
-          <w:sz w:val="24"/>
-          <w:szCs w:val="24"/>
-        </w:rPr>
-      </w:pPr>
-    </w:p>
-    <w:p>
-      <w:pPr>
         <w:spacing w:before="200" w:after="80"/>
         <w:rPr>
           <w:b/>
@@ -4325,6 +3492,7 @@
           <w:color w:val="0070C0"/>
           <w:sz w:val="24"/>
           <w:szCs w:val="24"/>
+          <w:rtl/>
         </w:rPr>
       </w:pPr>
       <w:r>
@@ -4336,8 +3504,7 @@
           <w:sz w:val="24"/>
           <w:szCs w:val="24"/>
         </w:rPr>
-        <w:lastRenderedPageBreak/>
-        <w:t>Master method &amp; itertion tree</w:t>
+        <w:t xml:space="preserve">Master method </w:t>
       </w:r>
     </w:p>
     <w:p>
@@ -4350,6 +3517,7 @@
           <w:color w:val="0070C0"/>
           <w:sz w:val="24"/>
           <w:szCs w:val="24"/>
+          <w:rtl/>
         </w:rPr>
       </w:pPr>
       <w:r>
@@ -4357,15 +3525,16 @@
           <w:b/>
           <w:bCs/>
           <w:noProof/>
-          <w:color w:val="1F497D"/>
+          <w:color w:val="0070C0"/>
           <w:sz w:val="24"/>
           <w:szCs w:val="24"/>
+          <w:rtl/>
         </w:rPr>
         <w:drawing>
-          <wp:inline distT="0" distB="0" distL="0" distR="0" wp14:anchorId="7159383F" wp14:editId="06CFBBC1">
-            <wp:extent cx="5943600" cy="4905375"/>
-            <wp:effectExtent l="0" t="0" r="0" b="9525"/>
-            <wp:docPr id="17" name="Picture 17"/>
+          <wp:inline distT="0" distB="0" distL="0" distR="0">
+            <wp:extent cx="2248329" cy="4912982"/>
+            <wp:effectExtent l="1270" t="0" r="1270" b="1270"/>
+            <wp:docPr id="11" name="Picture 11"/>
             <wp:cNvGraphicFramePr>
               <a:graphicFrameLocks xmlns:a="http://schemas.openxmlformats.org/drawingml/2006/main" noChangeAspect="1"/>
             </wp:cNvGraphicFramePr>
@@ -4373,24 +3542,24 @@
               <a:graphicData uri="http://schemas.openxmlformats.org/drawingml/2006/picture">
                 <pic:pic xmlns:pic="http://schemas.openxmlformats.org/drawingml/2006/picture">
                   <pic:nvPicPr>
-                    <pic:cNvPr id="17" name="6037128721753378634.jpg"/>
+                    <pic:cNvPr id="11" name="5774157095514083251.jpg"/>
                     <pic:cNvPicPr/>
                   </pic:nvPicPr>
                   <pic:blipFill rotWithShape="1">
-                    <a:blip r:embed="rId16">
+                    <a:blip r:embed="rId17">
                       <a:extLst>
                         <a:ext uri="{28A0092B-C50C-407E-A947-70E740481C1C}">
                           <a14:useLocalDpi xmlns:a14="http://schemas.microsoft.com/office/drawing/2010/main" val="0"/>
                         </a:ext>
                       </a:extLst>
                     </a:blip>
-                    <a:srcRect l="3058" t="1621" r="1539" b="1273"/>
+                    <a:srcRect b="3881"/>
                     <a:stretch/>
                   </pic:blipFill>
                   <pic:spPr bwMode="auto">
-                    <a:xfrm>
+                    <a:xfrm rot="5400000">
                       <a:off x="0" y="0"/>
-                      <a:ext cx="5943600" cy="4905375"/>
+                      <a:ext cx="2332478" cy="5096862"/>
                     </a:xfrm>
                     <a:prstGeom prst="rect">
                       <a:avLst/>
@@ -4418,11 +3587,94 @@
           <w:b/>
           <w:bCs/>
           <w:noProof/>
-          <w:color w:val="1F497D"/>
+          <w:color w:val="0070C0"/>
           <w:sz w:val="24"/>
           <w:szCs w:val="24"/>
         </w:rPr>
       </w:pPr>
+      <w:r>
+        <w:rPr>
+          <w:b/>
+          <w:bCs/>
+          <w:noProof/>
+          <w:color w:val="0070C0"/>
+          <w:sz w:val="24"/>
+          <w:szCs w:val="24"/>
+        </w:rPr>
+        <w:lastRenderedPageBreak/>
+        <w:t>&amp; itertion tree</w:t>
+      </w:r>
+    </w:p>
+    <w:p>
+      <w:pPr>
+        <w:spacing w:before="200" w:after="80"/>
+        <w:rPr>
+          <w:b/>
+          <w:bCs/>
+          <w:noProof/>
+          <w:color w:val="0070C0"/>
+          <w:sz w:val="24"/>
+          <w:szCs w:val="24"/>
+        </w:rPr>
+      </w:pPr>
+      <w:r>
+        <w:rPr>
+          <w:b/>
+          <w:bCs/>
+          <w:noProof/>
+          <w:color w:val="0070C0"/>
+          <w:sz w:val="24"/>
+          <w:szCs w:val="24"/>
+        </w:rPr>
+        <w:drawing>
+          <wp:inline distT="0" distB="0" distL="0" distR="0">
+            <wp:extent cx="3958999" cy="4985612"/>
+            <wp:effectExtent l="952" t="0" r="4763" b="4762"/>
+            <wp:docPr id="18" name="Picture 18"/>
+            <wp:cNvGraphicFramePr>
+              <a:graphicFrameLocks xmlns:a="http://schemas.openxmlformats.org/drawingml/2006/main" noChangeAspect="1"/>
+            </wp:cNvGraphicFramePr>
+            <a:graphic xmlns:a="http://schemas.openxmlformats.org/drawingml/2006/main">
+              <a:graphicData uri="http://schemas.openxmlformats.org/drawingml/2006/picture">
+                <pic:pic xmlns:pic="http://schemas.openxmlformats.org/drawingml/2006/picture">
+                  <pic:nvPicPr>
+                    <pic:cNvPr id="18" name="5774157095514083253.jpg"/>
+                    <pic:cNvPicPr/>
+                  </pic:nvPicPr>
+                  <pic:blipFill rotWithShape="1">
+                    <a:blip r:embed="rId18">
+                      <a:extLst>
+                        <a:ext uri="{28A0092B-C50C-407E-A947-70E740481C1C}">
+                          <a14:useLocalDpi xmlns:a14="http://schemas.microsoft.com/office/drawing/2010/main" val="0"/>
+                        </a:ext>
+                      </a:extLst>
+                    </a:blip>
+                    <a:srcRect t="1641" b="4627"/>
+                    <a:stretch/>
+                  </pic:blipFill>
+                  <pic:spPr bwMode="auto">
+                    <a:xfrm rot="5400000">
+                      <a:off x="0" y="0"/>
+                      <a:ext cx="3964178" cy="4992133"/>
+                    </a:xfrm>
+                    <a:prstGeom prst="rect">
+                      <a:avLst/>
+                    </a:prstGeom>
+                    <a:ln>
+                      <a:noFill/>
+                    </a:ln>
+                    <a:extLst>
+                      <a:ext uri="{53640926-AAD7-44D8-BBD7-CCE9431645EC}">
+                        <a14:shadowObscured xmlns:a14="http://schemas.microsoft.com/office/drawing/2010/main"/>
+                      </a:ext>
+                    </a:extLst>
+                  </pic:spPr>
+                </pic:pic>
+              </a:graphicData>
+            </a:graphic>
+          </wp:inline>
+        </w:drawing>
+      </w:r>
     </w:p>
     <w:p>
       <w:pPr>
@@ -4945,7 +4197,6 @@
       <w:pPr>
         <w:spacing w:before="200" w:after="80"/>
         <w:rPr>
-          <w:rFonts w:hint="cs"/>
           <w:b/>
           <w:bCs/>
           <w:noProof/>
@@ -4961,12 +4212,40 @@
       <w:pPr>
         <w:pStyle w:val="Heading1"/>
         <w:rPr>
-          <w:rFonts w:hint="cs"/>
+          <w:color w:val="7030A0"/>
+          <w:rtl/>
+        </w:rPr>
+      </w:pPr>
+    </w:p>
+    <w:p>
+      <w:pPr>
+        <w:pStyle w:val="Heading1"/>
+        <w:rPr>
+          <w:color w:val="7030A0"/>
+          <w:rtl/>
+        </w:rPr>
+      </w:pPr>
+    </w:p>
+    <w:p>
+      <w:pPr>
+        <w:pStyle w:val="Heading1"/>
+        <w:rPr>
+          <w:color w:val="7030A0"/>
+          <w:rtl/>
+        </w:rPr>
+      </w:pPr>
+    </w:p>
+    <w:p>
+      <w:pPr>
+        <w:pStyle w:val="Heading1"/>
+        <w:rPr>
           <w:color w:val="7030A0"/>
           <w:rtl/>
           <w:lang w:bidi="ar-EG"/>
         </w:rPr>
       </w:pPr>
+      <w:bookmarkStart w:id="0" w:name="_GoBack"/>
+      <w:bookmarkEnd w:id="0"/>
       <w:r>
         <w:rPr>
           <w:color w:val="7030A0"/>
@@ -5430,12 +4709,7 @@
               <w:jc w:val="center"/>
             </w:pPr>
             <w:r>
-              <w:rPr>
-                <w:color w:val="000000"/>
-                <w:sz w:val="20"/>
-                <w:szCs w:val="20"/>
-              </w:rPr>
-              <w:t>Readability</w:t>
+              <w:t>Memory Usage</w:t>
             </w:r>
           </w:p>
         </w:tc>
@@ -5462,12 +4736,7 @@
               <w:jc w:val="center"/>
             </w:pPr>
             <w:r>
-              <w:rPr>
-                <w:color w:val="000000"/>
-                <w:sz w:val="20"/>
-                <w:szCs w:val="20"/>
-              </w:rPr>
-              <w:t>Clear &amp; direct</w:t>
+              <w:t>Lower</w:t>
             </w:r>
           </w:p>
         </w:tc>
@@ -5494,146 +4763,7 @@
               <w:jc w:val="center"/>
             </w:pPr>
             <w:r>
-              <w:rPr>
-                <w:color w:val="000000"/>
-                <w:sz w:val="20"/>
-                <w:szCs w:val="20"/>
-              </w:rPr>
-              <w:t>Harder to trace</w:t>
-            </w:r>
-          </w:p>
-        </w:tc>
-      </w:tr>
-      <w:tr>
-        <w:tc>
-          <w:tcPr>
-            <w:tcW w:w="3120" w:type="dxa"/>
-            <w:tcBorders>
-              <w:top w:val="single" w:sz="1" w:space="0" w:color="999999"/>
-              <w:left w:val="single" w:sz="1" w:space="0" w:color="999999"/>
-              <w:bottom w:val="single" w:sz="1" w:space="0" w:color="999999"/>
-              <w:right w:val="single" w:sz="1" w:space="0" w:color="999999"/>
-            </w:tcBorders>
-            <w:shd w:val="clear" w:color="auto" w:fill="F5F5F5"/>
-            <w:tcMar>
-              <w:top w:w="80" w:type="dxa"/>
-              <w:left w:w="120" w:type="dxa"/>
-              <w:bottom w:w="80" w:type="dxa"/>
-              <w:right w:w="120" w:type="dxa"/>
-            </w:tcMar>
-            <w:vAlign w:val="center"/>
-          </w:tcPr>
-          <w:p>
-            <w:pPr>
-              <w:jc w:val="center"/>
-            </w:pPr>
-            <w:r>
-              <w:rPr>
-                <w:color w:val="000000"/>
-                <w:sz w:val="20"/>
-                <w:szCs w:val="20"/>
-              </w:rPr>
-              <w:t>Redundant Work</w:t>
-            </w:r>
-          </w:p>
-        </w:tc>
-        <w:tc>
-          <w:tcPr>
-            <w:tcW w:w="3120" w:type="dxa"/>
-            <w:tcBorders>
-              <w:top w:val="single" w:sz="1" w:space="0" w:color="999999"/>
-              <w:left w:val="single" w:sz="1" w:space="0" w:color="999999"/>
-              <w:bottom w:val="single" w:sz="1" w:space="0" w:color="999999"/>
-              <w:right w:val="single" w:sz="1" w:space="0" w:color="999999"/>
-            </w:tcBorders>
-            <w:shd w:val="clear" w:color="auto" w:fill="F5F5F5"/>
-            <w:tcMar>
-              <w:top w:w="80" w:type="dxa"/>
-              <w:left w:w="120" w:type="dxa"/>
-              <w:bottom w:w="80" w:type="dxa"/>
-              <w:right w:w="120" w:type="dxa"/>
-            </w:tcMar>
-            <w:vAlign w:val="center"/>
-          </w:tcPr>
-          <w:p>
-            <w:pPr>
-              <w:jc w:val="center"/>
-            </w:pPr>
-            <w:r>
-              <w:rPr>
-                <w:color w:val="000000"/>
-                <w:sz w:val="20"/>
-                <w:szCs w:val="20"/>
-              </w:rPr>
-              <w:t>None</w:t>
-            </w:r>
-          </w:p>
-        </w:tc>
-        <w:tc>
-          <w:tcPr>
-            <w:tcW w:w="3120" w:type="dxa"/>
-            <w:tcBorders>
-              <w:top w:val="single" w:sz="1" w:space="0" w:color="999999"/>
-              <w:left w:val="single" w:sz="1" w:space="0" w:color="999999"/>
-              <w:bottom w:val="single" w:sz="1" w:space="0" w:color="999999"/>
-              <w:right w:val="single" w:sz="1" w:space="0" w:color="999999"/>
-            </w:tcBorders>
-            <w:shd w:val="clear" w:color="auto" w:fill="F5F5F5"/>
-            <w:tcMar>
-              <w:top w:w="80" w:type="dxa"/>
-              <w:left w:w="120" w:type="dxa"/>
-              <w:bottom w:w="80" w:type="dxa"/>
-              <w:right w:w="120" w:type="dxa"/>
-            </w:tcMar>
-            <w:vAlign w:val="center"/>
-          </w:tcPr>
-          <w:p>
-            <w:pPr>
-              <w:jc w:val="center"/>
-            </w:pPr>
-            <w:r>
-              <w:rPr>
-                <w:color w:val="000000"/>
-                <w:sz w:val="20"/>
-                <w:szCs w:val="20"/>
-              </w:rPr>
-              <w:t>Rescans every [</w:t>
-            </w:r>
-            <w:proofErr w:type="spellStart"/>
-            <w:r>
-              <w:rPr>
-                <w:color w:val="000000"/>
-                <w:sz w:val="20"/>
-                <w:szCs w:val="20"/>
-              </w:rPr>
-              <w:t>start</w:t>
-            </w:r>
-            <w:proofErr w:type="gramStart"/>
-            <w:r>
-              <w:rPr>
-                <w:color w:val="000000"/>
-                <w:sz w:val="20"/>
-                <w:szCs w:val="20"/>
-              </w:rPr>
-              <w:t>..</w:t>
-            </w:r>
-            <w:proofErr w:type="gramEnd"/>
-            <w:r>
-              <w:rPr>
-                <w:color w:val="000000"/>
-                <w:sz w:val="20"/>
-                <w:szCs w:val="20"/>
-              </w:rPr>
-              <w:t>end</w:t>
-            </w:r>
-            <w:proofErr w:type="spellEnd"/>
-            <w:r>
-              <w:rPr>
-                <w:color w:val="000000"/>
-                <w:sz w:val="20"/>
-                <w:szCs w:val="20"/>
-              </w:rPr>
-              <w:t>]</w:t>
+              <w:t>Higher</w:t>
             </w:r>
           </w:p>
         </w:tc>
@@ -5872,15 +5002,7 @@
         <w:spacing w:before="60" w:after="60"/>
       </w:pPr>
       <w:r>
-        <w:t xml:space="preserve">Iterative: counts c1 and c2 incrementally as 'end' grows, never rescanning already-visited characters. This gives </w:t>
-      </w:r>
-      <w:proofErr w:type="gramStart"/>
-      <w:r>
-        <w:t>O(</w:t>
-      </w:r>
-      <w:proofErr w:type="gramEnd"/>
-      <w:r>
-        <w:t>n²).</w:t>
+        <w:t>Iterative: counts c1 and c2 incrementally as 'end' grows, never rescanning already-visited characters. This gives O(n²).</w:t>
       </w:r>
     </w:p>
     <w:p>
@@ -5893,41 +5015,7 @@
         <w:spacing w:before="60" w:after="60"/>
       </w:pPr>
       <w:r>
-        <w:t xml:space="preserve">Recursive: at every call </w:t>
-      </w:r>
-      <w:proofErr w:type="spellStart"/>
-      <w:proofErr w:type="gramStart"/>
-      <w:r>
-        <w:t>RecursiveSolve</w:t>
-      </w:r>
-      <w:proofErr w:type="spellEnd"/>
-      <w:r>
-        <w:t>(</w:t>
-      </w:r>
-      <w:proofErr w:type="gramEnd"/>
-      <w:r>
-        <w:t>text, start, end) it rescans the entire [</w:t>
-      </w:r>
-      <w:proofErr w:type="spellStart"/>
-      <w:r>
-        <w:t>start..</w:t>
-      </w:r>
-      <w:proofErr w:type="gramStart"/>
-      <w:r>
-        <w:t>end</w:t>
-      </w:r>
-      <w:proofErr w:type="spellEnd"/>
-      <w:proofErr w:type="gramEnd"/>
-      <w:r>
-        <w:t xml:space="preserve">] range from scratch. This extra </w:t>
-      </w:r>
-      <w:proofErr w:type="gramStart"/>
-      <w:r>
-        <w:t>O(</w:t>
-      </w:r>
-      <w:proofErr w:type="gramEnd"/>
-      <w:r>
-        <w:t>n) scan per call elevates the total to O(n³).</w:t>
+        <w:t>Recursive: at every call RecursiveSolve(text, start, end) it rescans the entire [start..end] range from scratch. This extra O(n) scan per call elevates the total to O(n³).</w:t>
       </w:r>
     </w:p>
     <w:p>
@@ -6092,8 +5180,6 @@
           <w:szCs w:val="24"/>
         </w:rPr>
       </w:pPr>
-      <w:bookmarkStart w:id="0" w:name="_GoBack"/>
-      <w:bookmarkEnd w:id="0"/>
     </w:p>
     <w:sectPr>
       <w:pgSz w:w="12240" w:h="15840"/>
@@ -6939,7 +6025,6 @@
   <w:style w:type="character" w:default="1" w:styleId="DefaultParagraphFont">
     <w:name w:val="Default Paragraph Font"/>
     <w:uiPriority w:val="1"/>
-    <w:semiHidden/>
     <w:unhideWhenUsed/>
   </w:style>
   <w:style w:type="table" w:default="1" w:styleId="TableNormal">
